--- a/lessons/6-6/downloads/6-6-notes-teacher-l2.docx
+++ b/lessons/6-6/downloads/6-6-notes-teacher-l2.docx
@@ -1191,6 +1191,468 @@
         </w:tc>
       </w:tr>
     </w:tbl>
+    <w:tbl>
+      <w:tblPr>
+        <w:tblW w:type="pct" w:w="100%"/>
+        <w:tblBorders>
+          <w:top w:val="none" w:color="FFFFFF" w:sz="0"/>
+          <w:left w:val="none" w:color="FFFFFF" w:sz="0"/>
+          <w:bottom w:val="single" w:color="C7D2DD" w:sz="4"/>
+          <w:right w:val="none" w:color="FFFFFF" w:sz="0"/>
+          <w:insideH w:val="none" w:color="FFFFFF" w:sz="0"/>
+          <w:insideV w:val="none" w:color="FFFFFF" w:sz="0"/>
+        </w:tblBorders>
+      </w:tblPr>
+      <w:tblGrid>
+        <w:gridCol w:w="1800"/>
+        <w:gridCol w:w="7560"/>
+      </w:tblGrid>
+      <w:tr>
+        <w:trPr>
+          <w:cantSplit/>
+        </w:trPr>
+        <w:tc>
+          <w:tcPr>
+            <w:tcW w:type="dxa" w:w="1800"/>
+            <w:tcMar>
+              <w:top w:type="dxa" w:w="100"/>
+              <w:left w:type="dxa" w:w="40"/>
+              <w:bottom w:type="dxa" w:w="100"/>
+              <w:right w:type="dxa" w:w="120"/>
+            </w:tcMar>
+            <w:vAlign w:val="center"/>
+          </w:tcPr>
+          <w:p>
+            <w:pPr>
+              <w:spacing w:after="0"/>
+              <w:jc w:val="center"/>
+            </w:pPr>
+            <w:r>
+              <w:drawing>
+                <wp:inline distT="0" distB="0" distL="0" distR="0">
+                  <wp:extent cx="1047750" cy="790575"/>
+                  <wp:effectExtent t="0" r="0" b="0" l="0"/>
+                  <wp:docPr id="1" name="" descr="" title=""/>
+                  <wp:cNvGraphicFramePr>
+                    <a:graphicFrameLocks xmlns:a="http://schemas.openxmlformats.org/drawingml/2006/main" noChangeAspect="1"/>
+                  </wp:cNvGraphicFramePr>
+                  <a:graphic xmlns:a="http://schemas.openxmlformats.org/drawingml/2006/main">
+                    <a:graphicData uri="http://schemas.openxmlformats.org/drawingml/2006/picture">
+                      <pic:pic xmlns:pic="http://schemas.openxmlformats.org/drawingml/2006/picture">
+                        <pic:nvPicPr>
+                          <pic:cNvPr id="0" name="" descr=""/>
+                          <pic:cNvPicPr>
+                            <a:picLocks noChangeAspect="1" noChangeArrowheads="1"/>
+                          </pic:cNvPicPr>
+                        </pic:nvPicPr>
+                        <pic:blipFill>
+                          <a:blip r:embed="rId14" cstate="none"/>
+                          <a:srcRect/>
+                          <a:stretch>
+                            <a:fillRect/>
+                          </a:stretch>
+                        </pic:blipFill>
+                        <pic:spPr bwMode="auto">
+                          <a:xfrm>
+                            <a:off x="0" y="0"/>
+                            <a:ext cx="1047750" cy="790575"/>
+                          </a:xfrm>
+                          <a:prstGeom prst="rect">
+                            <a:avLst/>
+                          </a:prstGeom>
+                        </pic:spPr>
+                      </pic:pic>
+                    </a:graphicData>
+                  </a:graphic>
+                </wp:inline>
+              </w:drawing>
+            </w:r>
+          </w:p>
+        </w:tc>
+        <w:tc>
+          <w:tcPr>
+            <w:tcW w:type="dxa" w:w="7560"/>
+            <w:tcMar>
+              <w:top w:type="dxa" w:w="100"/>
+              <w:left w:type="dxa" w:w="40"/>
+              <w:bottom w:type="dxa" w:w="100"/>
+              <w:right w:type="dxa" w:w="40"/>
+            </w:tcMar>
+            <w:vAlign w:val="center"/>
+          </w:tcPr>
+          <w:p>
+            <w:pPr>
+              <w:spacing w:after="50"/>
+            </w:pPr>
+            <w:r>
+              <w:rPr>
+                <w:b/>
+                <w:bCs/>
+                <w:color w:val="12355B"/>
+                <w:sz w:val="24"/>
+                <w:szCs w:val="24"/>
+              </w:rPr>
+              <w:t xml:space="preserve">Commutative Property</w:t>
+            </w:r>
+            <w:r>
+              <w:rPr>
+                <w:i/>
+                <w:iCs/>
+                <w:color w:val="5F6F80"/>
+                <w:sz w:val="19"/>
+                <w:szCs w:val="19"/>
+              </w:rPr>
+              <w:t xml:space="preserve">   Propiedad conmutativa</w:t>
+            </w:r>
+          </w:p>
+          <w:p>
+            <w:pPr>
+              <w:spacing w:after="40"/>
+            </w:pPr>
+            <w:r>
+              <w:rPr>
+                <w:sz w:val="21"/>
+                <w:szCs w:val="21"/>
+              </w:rPr>
+              <w:t xml:space="preserve">The order of the numbers can change in addition or multiplication without changing the result.</w:t>
+            </w:r>
+          </w:p>
+          <w:p>
+            <w:pPr>
+              <w:spacing w:after="0"/>
+            </w:pPr>
+            <w:r>
+              <w:rPr>
+                <w:b/>
+                <w:bCs/>
+                <w:color w:val="1FA6A2"/>
+                <w:sz w:val="18"/>
+                <w:szCs w:val="18"/>
+              </w:rPr>
+              <w:t xml:space="preserve">Example:  </w:t>
+            </w:r>
+            <w:r>
+              <w:rPr>
+                <w:i/>
+                <w:iCs/>
+                <w:color w:val="5F6F80"/>
+                <w:sz w:val="18"/>
+                <w:szCs w:val="18"/>
+              </w:rPr>
+              <w:t xml:space="preserve">a + b = b + a</w:t>
+            </w:r>
+          </w:p>
+        </w:tc>
+      </w:tr>
+    </w:tbl>
+    <w:tbl>
+      <w:tblPr>
+        <w:tblW w:type="pct" w:w="100%"/>
+        <w:tblBorders>
+          <w:top w:val="none" w:color="FFFFFF" w:sz="0"/>
+          <w:left w:val="none" w:color="FFFFFF" w:sz="0"/>
+          <w:bottom w:val="single" w:color="C7D2DD" w:sz="4"/>
+          <w:right w:val="none" w:color="FFFFFF" w:sz="0"/>
+          <w:insideH w:val="none" w:color="FFFFFF" w:sz="0"/>
+          <w:insideV w:val="none" w:color="FFFFFF" w:sz="0"/>
+        </w:tblBorders>
+      </w:tblPr>
+      <w:tblGrid>
+        <w:gridCol w:w="1800"/>
+        <w:gridCol w:w="7560"/>
+      </w:tblGrid>
+      <w:tr>
+        <w:trPr>
+          <w:cantSplit/>
+        </w:trPr>
+        <w:tc>
+          <w:tcPr>
+            <w:tcW w:type="dxa" w:w="1800"/>
+            <w:tcMar>
+              <w:top w:type="dxa" w:w="100"/>
+              <w:left w:type="dxa" w:w="40"/>
+              <w:bottom w:type="dxa" w:w="100"/>
+              <w:right w:type="dxa" w:w="120"/>
+            </w:tcMar>
+            <w:vAlign w:val="center"/>
+          </w:tcPr>
+          <w:p>
+            <w:pPr>
+              <w:spacing w:after="0"/>
+              <w:jc w:val="center"/>
+            </w:pPr>
+            <w:r>
+              <w:drawing>
+                <wp:inline distT="0" distB="0" distL="0" distR="0">
+                  <wp:extent cx="1047750" cy="790575"/>
+                  <wp:effectExtent t="0" r="0" b="0" l="0"/>
+                  <wp:docPr id="1" name="" descr="" title=""/>
+                  <wp:cNvGraphicFramePr>
+                    <a:graphicFrameLocks xmlns:a="http://schemas.openxmlformats.org/drawingml/2006/main" noChangeAspect="1"/>
+                  </wp:cNvGraphicFramePr>
+                  <a:graphic xmlns:a="http://schemas.openxmlformats.org/drawingml/2006/main">
+                    <a:graphicData uri="http://schemas.openxmlformats.org/drawingml/2006/picture">
+                      <pic:pic xmlns:pic="http://schemas.openxmlformats.org/drawingml/2006/picture">
+                        <pic:nvPicPr>
+                          <pic:cNvPr id="0" name="" descr=""/>
+                          <pic:cNvPicPr>
+                            <a:picLocks noChangeAspect="1" noChangeArrowheads="1"/>
+                          </pic:cNvPicPr>
+                        </pic:nvPicPr>
+                        <pic:blipFill>
+                          <a:blip r:embed="rId15" cstate="none"/>
+                          <a:srcRect/>
+                          <a:stretch>
+                            <a:fillRect/>
+                          </a:stretch>
+                        </pic:blipFill>
+                        <pic:spPr bwMode="auto">
+                          <a:xfrm>
+                            <a:off x="0" y="0"/>
+                            <a:ext cx="1047750" cy="790575"/>
+                          </a:xfrm>
+                          <a:prstGeom prst="rect">
+                            <a:avLst/>
+                          </a:prstGeom>
+                        </pic:spPr>
+                      </pic:pic>
+                    </a:graphicData>
+                  </a:graphic>
+                </wp:inline>
+              </w:drawing>
+            </w:r>
+          </w:p>
+        </w:tc>
+        <w:tc>
+          <w:tcPr>
+            <w:tcW w:type="dxa" w:w="7560"/>
+            <w:tcMar>
+              <w:top w:type="dxa" w:w="100"/>
+              <w:left w:type="dxa" w:w="40"/>
+              <w:bottom w:type="dxa" w:w="100"/>
+              <w:right w:type="dxa" w:w="40"/>
+            </w:tcMar>
+            <w:vAlign w:val="center"/>
+          </w:tcPr>
+          <w:p>
+            <w:pPr>
+              <w:spacing w:after="50"/>
+            </w:pPr>
+            <w:r>
+              <w:rPr>
+                <w:b/>
+                <w:bCs/>
+                <w:color w:val="12355B"/>
+                <w:sz w:val="24"/>
+                <w:szCs w:val="24"/>
+              </w:rPr>
+              <w:t xml:space="preserve">Associative Property</w:t>
+            </w:r>
+            <w:r>
+              <w:rPr>
+                <w:i/>
+                <w:iCs/>
+                <w:color w:val="5F6F80"/>
+                <w:sz w:val="19"/>
+                <w:szCs w:val="19"/>
+              </w:rPr>
+              <w:t xml:space="preserve">   Propiedad asociativa</w:t>
+            </w:r>
+          </w:p>
+          <w:p>
+            <w:pPr>
+              <w:spacing w:after="40"/>
+            </w:pPr>
+            <w:r>
+              <w:rPr>
+                <w:sz w:val="21"/>
+                <w:szCs w:val="21"/>
+              </w:rPr>
+              <w:t xml:space="preserve">The grouping of the numbers can change in addition or multiplication without changing the result.</w:t>
+            </w:r>
+          </w:p>
+          <w:p>
+            <w:pPr>
+              <w:spacing w:after="0"/>
+            </w:pPr>
+            <w:r>
+              <w:rPr>
+                <w:b/>
+                <w:bCs/>
+                <w:color w:val="1FA6A2"/>
+                <w:sz w:val="18"/>
+                <w:szCs w:val="18"/>
+              </w:rPr>
+              <w:t xml:space="preserve">Example:  </w:t>
+            </w:r>
+            <w:r>
+              <w:rPr>
+                <w:i/>
+                <w:iCs/>
+                <w:color w:val="5F6F80"/>
+                <w:sz w:val="18"/>
+                <w:szCs w:val="18"/>
+              </w:rPr>
+              <w:t xml:space="preserve">(a + b) + c = a + (b + c)</w:t>
+            </w:r>
+          </w:p>
+        </w:tc>
+      </w:tr>
+    </w:tbl>
+    <w:tbl>
+      <w:tblPr>
+        <w:tblW w:type="pct" w:w="100%"/>
+        <w:tblBorders>
+          <w:top w:val="none" w:color="FFFFFF" w:sz="0"/>
+          <w:left w:val="none" w:color="FFFFFF" w:sz="0"/>
+          <w:bottom w:val="single" w:color="C7D2DD" w:sz="4"/>
+          <w:right w:val="none" w:color="FFFFFF" w:sz="0"/>
+          <w:insideH w:val="none" w:color="FFFFFF" w:sz="0"/>
+          <w:insideV w:val="none" w:color="FFFFFF" w:sz="0"/>
+        </w:tblBorders>
+      </w:tblPr>
+      <w:tblGrid>
+        <w:gridCol w:w="1800"/>
+        <w:gridCol w:w="7560"/>
+      </w:tblGrid>
+      <w:tr>
+        <w:trPr>
+          <w:cantSplit/>
+        </w:trPr>
+        <w:tc>
+          <w:tcPr>
+            <w:tcW w:type="dxa" w:w="1800"/>
+            <w:tcMar>
+              <w:top w:type="dxa" w:w="100"/>
+              <w:left w:type="dxa" w:w="40"/>
+              <w:bottom w:type="dxa" w:w="100"/>
+              <w:right w:type="dxa" w:w="120"/>
+            </w:tcMar>
+            <w:vAlign w:val="center"/>
+          </w:tcPr>
+          <w:p>
+            <w:pPr>
+              <w:spacing w:after="0"/>
+              <w:jc w:val="center"/>
+            </w:pPr>
+            <w:r>
+              <w:drawing>
+                <wp:inline distT="0" distB="0" distL="0" distR="0">
+                  <wp:extent cx="1047750" cy="790575"/>
+                  <wp:effectExtent t="0" r="0" b="0" l="0"/>
+                  <wp:docPr id="1" name="" descr="" title=""/>
+                  <wp:cNvGraphicFramePr>
+                    <a:graphicFrameLocks xmlns:a="http://schemas.openxmlformats.org/drawingml/2006/main" noChangeAspect="1"/>
+                  </wp:cNvGraphicFramePr>
+                  <a:graphic xmlns:a="http://schemas.openxmlformats.org/drawingml/2006/main">
+                    <a:graphicData uri="http://schemas.openxmlformats.org/drawingml/2006/picture">
+                      <pic:pic xmlns:pic="http://schemas.openxmlformats.org/drawingml/2006/picture">
+                        <pic:nvPicPr>
+                          <pic:cNvPr id="0" name="" descr=""/>
+                          <pic:cNvPicPr>
+                            <a:picLocks noChangeAspect="1" noChangeArrowheads="1"/>
+                          </pic:cNvPicPr>
+                        </pic:nvPicPr>
+                        <pic:blipFill>
+                          <a:blip r:embed="rId16" cstate="none"/>
+                          <a:srcRect/>
+                          <a:stretch>
+                            <a:fillRect/>
+                          </a:stretch>
+                        </pic:blipFill>
+                        <pic:spPr bwMode="auto">
+                          <a:xfrm>
+                            <a:off x="0" y="0"/>
+                            <a:ext cx="1047750" cy="790575"/>
+                          </a:xfrm>
+                          <a:prstGeom prst="rect">
+                            <a:avLst/>
+                          </a:prstGeom>
+                        </pic:spPr>
+                      </pic:pic>
+                    </a:graphicData>
+                  </a:graphic>
+                </wp:inline>
+              </w:drawing>
+            </w:r>
+          </w:p>
+        </w:tc>
+        <w:tc>
+          <w:tcPr>
+            <w:tcW w:type="dxa" w:w="7560"/>
+            <w:tcMar>
+              <w:top w:type="dxa" w:w="100"/>
+              <w:left w:type="dxa" w:w="40"/>
+              <w:bottom w:type="dxa" w:w="100"/>
+              <w:right w:type="dxa" w:w="40"/>
+            </w:tcMar>
+            <w:vAlign w:val="center"/>
+          </w:tcPr>
+          <w:p>
+            <w:pPr>
+              <w:spacing w:after="50"/>
+            </w:pPr>
+            <w:r>
+              <w:rPr>
+                <w:b/>
+                <w:bCs/>
+                <w:color w:val="12355B"/>
+                <w:sz w:val="24"/>
+                <w:szCs w:val="24"/>
+              </w:rPr>
+              <w:t xml:space="preserve">Counterexample</w:t>
+            </w:r>
+            <w:r>
+              <w:rPr>
+                <w:i/>
+                <w:iCs/>
+                <w:color w:val="5F6F80"/>
+                <w:sz w:val="19"/>
+                <w:szCs w:val="19"/>
+              </w:rPr>
+              <w:t xml:space="preserve">   Contraejemplo</w:t>
+            </w:r>
+          </w:p>
+          <w:p>
+            <w:pPr>
+              <w:spacing w:after="40"/>
+            </w:pPr>
+            <w:r>
+              <w:rPr>
+                <w:sz w:val="21"/>
+                <w:szCs w:val="21"/>
+              </w:rPr>
+              <w:t xml:space="preserve">One test value that shows two expressions are not equivalent.</w:t>
+            </w:r>
+          </w:p>
+          <w:p>
+            <w:pPr>
+              <w:spacing w:after="0"/>
+            </w:pPr>
+            <w:r>
+              <w:rPr>
+                <w:b/>
+                <w:bCs/>
+                <w:color w:val="1FA6A2"/>
+                <w:sz w:val="18"/>
+                <w:szCs w:val="18"/>
+              </w:rPr>
+              <w:t xml:space="preserve">Example:  </w:t>
+            </w:r>
+            <w:r>
+              <w:rPr>
+                <w:i/>
+                <w:iCs/>
+                <w:color w:val="5F6F80"/>
+                <w:sz w:val="18"/>
+                <w:szCs w:val="18"/>
+              </w:rPr>
+              <w:t xml:space="preserve">One mismatch is enough.</w:t>
+            </w:r>
+          </w:p>
+        </w:tc>
+      </w:tr>
+    </w:tbl>
     <w:p>
       <w:pPr>
         <w:pStyle w:val="Heading1"/>
@@ -1279,7 +1741,7 @@
                 <w:sz w:val="21"/>
                 <w:szCs w:val="21"/>
               </w:rPr>
-              <w:t xml:space="preserve">Equivalent Expressions      •      Equivalent      •      Simplify      •      Like Terms      •      Combine      •      Coefficient</w:t>
+              <w:t xml:space="preserve">Equivalent Expressions      •      Equivalent      •      Simplify      •      Like Terms      •      Combine      •      Coefficient      •      Commutative Property      •      Associative Property      •      Counterexample</w:t>
             </w:r>
           </w:p>
         </w:tc>
@@ -1499,6 +1961,117 @@
           <w:szCs w:val="22"/>
         </w:rPr>
         <w:t xml:space="preserve">A number multiplied by a variable is a </w:t>
+      </w:r>
+      <w:r>
+        <w:rPr>
+          <w:sz w:val="22"/>
+          <w:szCs w:val="22"/>
+        </w:rPr>
+        <w:t xml:space="preserve">________________</w:t>
+      </w:r>
+      <w:r>
+        <w:rPr>
+          <w:sz w:val="22"/>
+          <w:szCs w:val="22"/>
+        </w:rPr>
+        <w:t xml:space="preserve">.</w:t>
+      </w:r>
+    </w:p>
+    <w:p>
+      <w:pPr>
+        <w:keepLines/>
+        <w:spacing w:after="260" w:before="200"/>
+      </w:pPr>
+      <w:r>
+        <w:rPr>
+          <w:b/>
+          <w:bCs/>
+          <w:color w:val="12355B"/>
+          <w:sz w:val="22"/>
+          <w:szCs w:val="22"/>
+        </w:rPr>
+        <w:t xml:space="preserve">7.  </w:t>
+      </w:r>
+      <w:r>
+        <w:rPr>
+          <w:sz w:val="22"/>
+          <w:szCs w:val="22"/>
+        </w:rPr>
+        <w:t xml:space="preserve">The rule that a + b = b + a is the </w:t>
+      </w:r>
+      <w:r>
+        <w:rPr>
+          <w:sz w:val="22"/>
+          <w:szCs w:val="22"/>
+        </w:rPr>
+        <w:t xml:space="preserve">________________</w:t>
+      </w:r>
+      <w:r>
+        <w:rPr>
+          <w:sz w:val="22"/>
+          <w:szCs w:val="22"/>
+        </w:rPr>
+        <w:t xml:space="preserve">.</w:t>
+      </w:r>
+    </w:p>
+    <w:p>
+      <w:pPr>
+        <w:keepLines/>
+        <w:spacing w:after="260" w:before="200"/>
+      </w:pPr>
+      <w:r>
+        <w:rPr>
+          <w:b/>
+          <w:bCs/>
+          <w:color w:val="12355B"/>
+          <w:sz w:val="22"/>
+          <w:szCs w:val="22"/>
+        </w:rPr>
+        <w:t xml:space="preserve">8.  </w:t>
+      </w:r>
+      <w:r>
+        <w:rPr>
+          <w:sz w:val="22"/>
+          <w:szCs w:val="22"/>
+        </w:rPr>
+        <w:t xml:space="preserve">The rule that (a + b) + c = a + (b + c) is the </w:t>
+      </w:r>
+      <w:r>
+        <w:rPr>
+          <w:sz w:val="22"/>
+          <w:szCs w:val="22"/>
+        </w:rPr>
+        <w:t xml:space="preserve">________________</w:t>
+      </w:r>
+      <w:r>
+        <w:rPr>
+          <w:sz w:val="22"/>
+          <w:szCs w:val="22"/>
+        </w:rPr>
+        <w:t xml:space="preserve">.</w:t>
+      </w:r>
+    </w:p>
+    <w:p>
+      <w:pPr>
+        <w:keepLines/>
+        <w:spacing w:after="260" w:before="200"/>
+      </w:pPr>
+      <w:r>
+        <w:rPr>
+          <w:b/>
+          <w:bCs/>
+          <w:color w:val="12355B"/>
+          <w:sz w:val="22"/>
+          <w:szCs w:val="22"/>
+        </w:rPr>
+        <w:t xml:space="preserve">9.  </w:t>
+      </w:r>
+      <w:r>
+        <w:rPr>
+          <w:sz w:val="22"/>
+          <w:szCs w:val="22"/>
+        </w:rPr>
+        <w:t xml:space="preserve">One value that shows two expressions are not equal is a </w:t>
       </w:r>
       <w:r>
         <w:rPr>
@@ -2595,7 +3168,7 @@
           <w:sz w:val="20"/>
           <w:szCs w:val="20"/>
         </w:rPr>
-        <w:t xml:space="preserve">B)  12x</w:t>
+        <w:t xml:space="preserve">B)  7x²</w:t>
       </w:r>
     </w:p>
     <w:p>
@@ -2608,7 +3181,7 @@
           <w:sz w:val="20"/>
           <w:szCs w:val="20"/>
         </w:rPr>
-        <w:t xml:space="preserve">C)  7x²</w:t>
+        <w:t xml:space="preserve">C)  12x</w:t>
       </w:r>
     </w:p>
     <w:p>
@@ -2798,7 +3371,7 @@
           <w:sz w:val="20"/>
           <w:szCs w:val="20"/>
         </w:rPr>
-        <w:t xml:space="preserve">C)  m + 10</w:t>
+        <w:t xml:space="preserve">C)  7m</w:t>
       </w:r>
     </w:p>
     <w:p>
@@ -2811,7 +3384,7 @@
           <w:sz w:val="20"/>
           <w:szCs w:val="20"/>
         </w:rPr>
-        <w:t xml:space="preserve">D)  7m</w:t>
+        <w:t xml:space="preserve">D)  m + 10</w:t>
       </w:r>
     </w:p>
     <w:p>
@@ -3512,7 +4085,7 @@
           <w:sz w:val="21"/>
           <w:szCs w:val="21"/>
         </w:rPr>
-        <w:t xml:space="preserve">C)  63n</w:t>
+        <w:t xml:space="preserve">C)  18n + 4</w:t>
       </w:r>
     </w:p>
     <w:p>
@@ -3525,7 +4098,7 @@
           <w:sz w:val="21"/>
           <w:szCs w:val="21"/>
         </w:rPr>
-        <w:t xml:space="preserve">D)  18n + 4</w:t>
+        <w:t xml:space="preserve">D)  63n</w:t>
       </w:r>
     </w:p>
     <w:p>
@@ -3717,6 +4290,69 @@
     </w:p>
     <w:p>
       <w:pPr>
+        <w:spacing w:after="80"/>
+      </w:pPr>
+      <w:r>
+        <w:rPr>
+          <w:b/>
+          <w:bCs/>
+          <w:sz w:val="21"/>
+          <w:szCs w:val="21"/>
+        </w:rPr>
+        <w:t xml:space="preserve">Notes 7:  </w:t>
+      </w:r>
+      <w:r>
+        <w:rPr>
+          <w:sz w:val="21"/>
+          <w:szCs w:val="21"/>
+        </w:rPr>
+        <w:t xml:space="preserve">Commutative Property</w:t>
+      </w:r>
+    </w:p>
+    <w:p>
+      <w:pPr>
+        <w:spacing w:after="80"/>
+      </w:pPr>
+      <w:r>
+        <w:rPr>
+          <w:b/>
+          <w:bCs/>
+          <w:sz w:val="21"/>
+          <w:szCs w:val="21"/>
+        </w:rPr>
+        <w:t xml:space="preserve">Notes 8:  </w:t>
+      </w:r>
+      <w:r>
+        <w:rPr>
+          <w:sz w:val="21"/>
+          <w:szCs w:val="21"/>
+        </w:rPr>
+        <w:t xml:space="preserve">Associative Property</w:t>
+      </w:r>
+    </w:p>
+    <w:p>
+      <w:pPr>
+        <w:spacing w:after="80"/>
+      </w:pPr>
+      <w:r>
+        <w:rPr>
+          <w:b/>
+          <w:bCs/>
+          <w:sz w:val="21"/>
+          <w:szCs w:val="21"/>
+        </w:rPr>
+        <w:t xml:space="preserve">Notes 9:  </w:t>
+      </w:r>
+      <w:r>
+        <w:rPr>
+          <w:sz w:val="21"/>
+          <w:szCs w:val="21"/>
+        </w:rPr>
+        <w:t xml:space="preserve">Counterexample</w:t>
+      </w:r>
+    </w:p>
+    <w:p>
+      <w:pPr>
         <w:pStyle w:val="Heading2"/>
         <w:spacing w:after="80" w:before="180"/>
       </w:pPr>
@@ -3848,7 +4484,7 @@
           <w:sz w:val="21"/>
           <w:szCs w:val="21"/>
         </w:rPr>
-        <w:t xml:space="preserve">A)  Distributive</w:t>
+        <w:t xml:space="preserve">B)  Distributive</w:t>
       </w:r>
       <w:r>
         <w:rPr>

--- a/lessons/6-6/downloads/6-6-notes-teacher-l2.docx
+++ b/lessons/6-6/downloads/6-6-notes-teacher-l2.docx
@@ -264,25 +264,141 @@
           <w:sz w:val="19"/>
           <w:szCs w:val="19"/>
         </w:rPr>
-        <w:t xml:space="preserve">Look at the picture, read the word, then read what it means.</w:t>
+        <w:t xml:space="preserve">Review each concept term, definition, non-example, and visual clue.</w:t>
       </w:r>
     </w:p>
     <w:tbl>
       <w:tblPr>
-        <w:tblW w:type="pct" w:w="100%"/>
+        <w:tblW w:type="dxa" w:w="9360"/>
         <w:tblBorders>
-          <w:top w:val="none" w:color="FFFFFF" w:sz="0"/>
-          <w:left w:val="none" w:color="FFFFFF" w:sz="0"/>
-          <w:bottom w:val="single" w:color="C7D2DD" w:sz="4"/>
-          <w:right w:val="none" w:color="FFFFFF" w:sz="0"/>
-          <w:insideH w:val="none" w:color="FFFFFF" w:sz="0"/>
-          <w:insideV w:val="none" w:color="FFFFFF" w:sz="0"/>
+          <w:top w:val="single" w:color="C7D2DD" w:sz="6"/>
+          <w:left w:val="single" w:color="C7D2DD" w:sz="6"/>
+          <w:bottom w:val="single" w:color="C7D2DD" w:sz="6"/>
+          <w:right w:val="single" w:color="C7D2DD" w:sz="6"/>
+          <w:insideH w:val="single" w:color="C7D2DD" w:sz="6"/>
+          <w:insideV w:val="single" w:color="C7D2DD" w:sz="6"/>
         </w:tblBorders>
       </w:tblPr>
       <w:tblGrid>
         <w:gridCol w:w="1800"/>
-        <w:gridCol w:w="7560"/>
+        <w:gridCol w:w="3160"/>
+        <w:gridCol w:w="2200"/>
+        <w:gridCol w:w="2200"/>
       </w:tblGrid>
+      <w:tr>
+        <w:trPr>
+          <w:cantSplit/>
+          <w:tblHeader/>
+        </w:trPr>
+        <w:tc>
+          <w:tcPr>
+            <w:tcW w:type="dxa" w:w="1800"/>
+            <w:shd w:fill="EEF4F8" w:color="auto" w:val="clear"/>
+            <w:tcMar>
+              <w:top w:type="dxa" w:w="80"/>
+              <w:left w:type="dxa" w:w="100"/>
+              <w:bottom w:type="dxa" w:w="80"/>
+              <w:right w:type="dxa" w:w="100"/>
+            </w:tcMar>
+          </w:tcPr>
+          <w:p>
+            <w:pPr>
+              <w:spacing w:after="0"/>
+            </w:pPr>
+            <w:r>
+              <w:rPr>
+                <w:b/>
+                <w:bCs/>
+                <w:color w:val="12355B"/>
+                <w:sz w:val="19"/>
+                <w:szCs w:val="19"/>
+              </w:rPr>
+              <w:t xml:space="preserve">Concept Term</w:t>
+            </w:r>
+          </w:p>
+        </w:tc>
+        <w:tc>
+          <w:tcPr>
+            <w:tcW w:type="dxa" w:w="3160"/>
+            <w:shd w:fill="EEF4F8" w:color="auto" w:val="clear"/>
+            <w:tcMar>
+              <w:top w:type="dxa" w:w="80"/>
+              <w:left w:type="dxa" w:w="100"/>
+              <w:bottom w:type="dxa" w:w="80"/>
+              <w:right w:type="dxa" w:w="100"/>
+            </w:tcMar>
+          </w:tcPr>
+          <w:p>
+            <w:pPr>
+              <w:spacing w:after="0"/>
+            </w:pPr>
+            <w:r>
+              <w:rPr>
+                <w:b/>
+                <w:bCs/>
+                <w:color w:val="12355B"/>
+                <w:sz w:val="19"/>
+                <w:szCs w:val="19"/>
+              </w:rPr>
+              <w:t xml:space="preserve">Student-Friendly Definition</w:t>
+            </w:r>
+          </w:p>
+        </w:tc>
+        <w:tc>
+          <w:tcPr>
+            <w:tcW w:type="dxa" w:w="2200"/>
+            <w:shd w:fill="EEF4F8" w:color="auto" w:val="clear"/>
+            <w:tcMar>
+              <w:top w:type="dxa" w:w="80"/>
+              <w:left w:type="dxa" w:w="100"/>
+              <w:bottom w:type="dxa" w:w="80"/>
+              <w:right w:type="dxa" w:w="100"/>
+            </w:tcMar>
+          </w:tcPr>
+          <w:p>
+            <w:pPr>
+              <w:spacing w:after="0"/>
+            </w:pPr>
+            <w:r>
+              <w:rPr>
+                <w:b/>
+                <w:bCs/>
+                <w:color w:val="12355B"/>
+                <w:sz w:val="19"/>
+                <w:szCs w:val="19"/>
+              </w:rPr>
+              <w:t xml:space="preserve">Non-Example</w:t>
+            </w:r>
+          </w:p>
+        </w:tc>
+        <w:tc>
+          <w:tcPr>
+            <w:tcW w:type="dxa" w:w="2200"/>
+            <w:shd w:fill="EEF4F8" w:color="auto" w:val="clear"/>
+            <w:tcMar>
+              <w:top w:type="dxa" w:w="80"/>
+              <w:left w:type="dxa" w:w="100"/>
+              <w:bottom w:type="dxa" w:w="80"/>
+              <w:right w:type="dxa" w:w="100"/>
+            </w:tcMar>
+          </w:tcPr>
+          <w:p>
+            <w:pPr>
+              <w:spacing w:after="0"/>
+            </w:pPr>
+            <w:r>
+              <w:rPr>
+                <w:b/>
+                <w:bCs/>
+                <w:color w:val="12355B"/>
+                <w:sz w:val="19"/>
+                <w:szCs w:val="19"/>
+              </w:rPr>
+              <w:t xml:space="preserve">Visual Clue</w:t>
+            </w:r>
+          </w:p>
+        </w:tc>
+      </w:tr>
       <w:tr>
         <w:trPr>
           <w:cantSplit/>
@@ -291,22 +407,126 @@
           <w:tcPr>
             <w:tcW w:type="dxa" w:w="1800"/>
             <w:tcMar>
-              <w:top w:type="dxa" w:w="100"/>
-              <w:left w:type="dxa" w:w="40"/>
-              <w:bottom w:type="dxa" w:w="100"/>
-              <w:right w:type="dxa" w:w="120"/>
+              <w:top w:type="dxa" w:w="80"/>
+              <w:left w:type="dxa" w:w="100"/>
+              <w:bottom w:type="dxa" w:w="80"/>
+              <w:right w:type="dxa" w:w="100"/>
             </w:tcMar>
-            <w:vAlign w:val="center"/>
+            <w:vAlign w:val="top"/>
           </w:tcPr>
           <w:p>
             <w:pPr>
+              <w:spacing w:after="30"/>
+            </w:pPr>
+            <w:r>
+              <w:rPr>
+                <w:b/>
+                <w:bCs/>
+                <w:color w:val="12355B"/>
+                <w:sz w:val="21"/>
+                <w:szCs w:val="21"/>
+              </w:rPr>
+              <w:t xml:space="preserve">Equivalent Expressions</w:t>
+            </w:r>
+          </w:p>
+          <w:p>
+            <w:pPr>
               <w:spacing w:after="0"/>
+            </w:pPr>
+            <w:r>
+              <w:rPr>
+                <w:i/>
+                <w:iCs/>
+                <w:color w:val="5F6F80"/>
+                <w:sz w:val="18"/>
+                <w:szCs w:val="18"/>
+              </w:rPr>
+              <w:t xml:space="preserve">Expresiones equivalentes</w:t>
+            </w:r>
+          </w:p>
+        </w:tc>
+        <w:tc>
+          <w:tcPr>
+            <w:tcW w:type="dxa" w:w="3160"/>
+            <w:tcMar>
+              <w:top w:type="dxa" w:w="80"/>
+              <w:left w:type="dxa" w:w="100"/>
+              <w:bottom w:type="dxa" w:w="80"/>
+              <w:right w:type="dxa" w:w="100"/>
+            </w:tcMar>
+            <w:vAlign w:val="top"/>
+          </w:tcPr>
+          <w:p>
+            <w:pPr>
+              <w:spacing w:after="0"/>
+            </w:pPr>
+            <w:r>
+              <w:rPr>
+                <w:sz w:val="20"/>
+                <w:szCs w:val="20"/>
+              </w:rPr>
+              <w:t xml:space="preserve">Expressions that look different but have the same value for every allowed variable value.</w:t>
+            </w:r>
+          </w:p>
+        </w:tc>
+        <w:tc>
+          <w:tcPr>
+            <w:tcW w:type="dxa" w:w="2200"/>
+            <w:tcMar>
+              <w:top w:type="dxa" w:w="80"/>
+              <w:left w:type="dxa" w:w="100"/>
+              <w:bottom w:type="dxa" w:w="80"/>
+              <w:right w:type="dxa" w:w="100"/>
+            </w:tcMar>
+            <w:vAlign w:val="top"/>
+          </w:tcPr>
+          <w:p>
+            <w:pPr>
+              <w:spacing w:after="40"/>
+            </w:pPr>
+            <w:r>
+              <w:rPr>
+                <w:i/>
+                <w:iCs/>
+                <w:color w:val="5F6F80"/>
+                <w:sz w:val="19"/>
+                <w:szCs w:val="19"/>
+              </w:rPr>
+              <w:t xml:space="preserve">Not Equivalent Expressions: write a counter-example that breaks the definition.</w:t>
+            </w:r>
+          </w:p>
+          <w:p>
+            <w:pPr>
+              <w:pBdr>
+                <w:bottom w:val="single" w:color="AFBECC" w:sz="6"/>
+              </w:pBdr>
+              <w:spacing w:after="30" w:before="150"/>
+            </w:pPr>
+            <w:r>
+              <w:t xml:space="preserve"/>
+            </w:r>
+          </w:p>
+        </w:tc>
+        <w:tc>
+          <w:tcPr>
+            <w:tcW w:type="dxa" w:w="2200"/>
+            <w:tcMar>
+              <w:top w:type="dxa" w:w="80"/>
+              <w:left w:type="dxa" w:w="100"/>
+              <w:bottom w:type="dxa" w:w="80"/>
+              <w:right w:type="dxa" w:w="100"/>
+            </w:tcMar>
+            <w:vAlign w:val="top"/>
+          </w:tcPr>
+          <w:p>
+            <w:pPr>
+              <w:spacing w:after="40"/>
               <w:jc w:val="center"/>
             </w:pPr>
             <w:r>
               <w:drawing>
                 <wp:inline distT="0" distB="0" distL="0" distR="0">
-                  <wp:extent cx="1047750" cy="790575"/>
+                  <wp:extent cx="876300" cy="657225"/>
                   <wp:effectExtent t="0" r="0" b="0" l="0"/>
                   <wp:docPr id="1" name="" descr="" title=""/>
                   <wp:cNvGraphicFramePr>
@@ -331,7 +551,7 @@
                         <pic:spPr bwMode="auto">
                           <a:xfrm>
                             <a:off x="0" y="0"/>
-                            <a:ext cx="1047750" cy="790575"/>
+                            <a:ext cx="876300" cy="657225"/>
                           </a:xfrm>
                           <a:prstGeom prst="rect">
                             <a:avLst/>
@@ -344,69 +564,10 @@
               </w:drawing>
             </w:r>
           </w:p>
-        </w:tc>
-        <w:tc>
-          <w:tcPr>
-            <w:tcW w:type="dxa" w:w="7560"/>
-            <w:tcMar>
-              <w:top w:type="dxa" w:w="100"/>
-              <w:left w:type="dxa" w:w="40"/>
-              <w:bottom w:type="dxa" w:w="100"/>
-              <w:right w:type="dxa" w:w="40"/>
-            </w:tcMar>
-            <w:vAlign w:val="center"/>
-          </w:tcPr>
-          <w:p>
-            <w:pPr>
-              <w:spacing w:after="50"/>
-            </w:pPr>
-            <w:r>
-              <w:rPr>
-                <w:b/>
-                <w:bCs/>
-                <w:color w:val="12355B"/>
-                <w:sz w:val="24"/>
-                <w:szCs w:val="24"/>
-              </w:rPr>
-              <w:t xml:space="preserve">Equivalent Expressions</w:t>
-            </w:r>
-            <w:r>
-              <w:rPr>
-                <w:i/>
-                <w:iCs/>
-                <w:color w:val="5F6F80"/>
-                <w:sz w:val="19"/>
-                <w:szCs w:val="19"/>
-              </w:rPr>
-              <w:t xml:space="preserve">   Expresiones equivalentes</w:t>
-            </w:r>
-          </w:p>
-          <w:p>
-            <w:pPr>
-              <w:spacing w:after="40"/>
-            </w:pPr>
-            <w:r>
-              <w:rPr>
-                <w:sz w:val="21"/>
-                <w:szCs w:val="21"/>
-              </w:rPr>
-              <w:t xml:space="preserve">Expressions that look different but have the same value for every allowed variable value.</w:t>
-            </w:r>
-          </w:p>
           <w:p>
             <w:pPr>
               <w:spacing w:after="0"/>
             </w:pPr>
-            <w:r>
-              <w:rPr>
-                <w:b/>
-                <w:bCs/>
-                <w:color w:val="1FA6A2"/>
-                <w:sz w:val="18"/>
-                <w:szCs w:val="18"/>
-              </w:rPr>
-              <w:t xml:space="preserve">Example:  </w:t>
-            </w:r>
             <w:r>
               <w:rPr>
                 <w:i/>
@@ -420,23 +581,6 @@
           </w:p>
         </w:tc>
       </w:tr>
-    </w:tbl>
-    <w:tbl>
-      <w:tblPr>
-        <w:tblW w:type="pct" w:w="100%"/>
-        <w:tblBorders>
-          <w:top w:val="none" w:color="FFFFFF" w:sz="0"/>
-          <w:left w:val="none" w:color="FFFFFF" w:sz="0"/>
-          <w:bottom w:val="single" w:color="C7D2DD" w:sz="4"/>
-          <w:right w:val="none" w:color="FFFFFF" w:sz="0"/>
-          <w:insideH w:val="none" w:color="FFFFFF" w:sz="0"/>
-          <w:insideV w:val="none" w:color="FFFFFF" w:sz="0"/>
-        </w:tblBorders>
-      </w:tblPr>
-      <w:tblGrid>
-        <w:gridCol w:w="1800"/>
-        <w:gridCol w:w="7560"/>
-      </w:tblGrid>
       <w:tr>
         <w:trPr>
           <w:cantSplit/>
@@ -445,22 +589,126 @@
           <w:tcPr>
             <w:tcW w:type="dxa" w:w="1800"/>
             <w:tcMar>
-              <w:top w:type="dxa" w:w="100"/>
-              <w:left w:type="dxa" w:w="40"/>
-              <w:bottom w:type="dxa" w:w="100"/>
-              <w:right w:type="dxa" w:w="120"/>
+              <w:top w:type="dxa" w:w="80"/>
+              <w:left w:type="dxa" w:w="100"/>
+              <w:bottom w:type="dxa" w:w="80"/>
+              <w:right w:type="dxa" w:w="100"/>
             </w:tcMar>
-            <w:vAlign w:val="center"/>
+            <w:vAlign w:val="top"/>
           </w:tcPr>
           <w:p>
             <w:pPr>
+              <w:spacing w:after="30"/>
+            </w:pPr>
+            <w:r>
+              <w:rPr>
+                <w:b/>
+                <w:bCs/>
+                <w:color w:val="12355B"/>
+                <w:sz w:val="21"/>
+                <w:szCs w:val="21"/>
+              </w:rPr>
+              <w:t xml:space="preserve">Equivalent</w:t>
+            </w:r>
+          </w:p>
+          <w:p>
+            <w:pPr>
               <w:spacing w:after="0"/>
+            </w:pPr>
+            <w:r>
+              <w:rPr>
+                <w:i/>
+                <w:iCs/>
+                <w:color w:val="5F6F80"/>
+                <w:sz w:val="18"/>
+                <w:szCs w:val="18"/>
+              </w:rPr>
+              <w:t xml:space="preserve">Equivalente</w:t>
+            </w:r>
+          </w:p>
+        </w:tc>
+        <w:tc>
+          <w:tcPr>
+            <w:tcW w:type="dxa" w:w="3160"/>
+            <w:tcMar>
+              <w:top w:type="dxa" w:w="80"/>
+              <w:left w:type="dxa" w:w="100"/>
+              <w:bottom w:type="dxa" w:w="80"/>
+              <w:right w:type="dxa" w:w="100"/>
+            </w:tcMar>
+            <w:vAlign w:val="top"/>
+          </w:tcPr>
+          <w:p>
+            <w:pPr>
+              <w:spacing w:after="0"/>
+            </w:pPr>
+            <w:r>
+              <w:rPr>
+                <w:sz w:val="20"/>
+                <w:szCs w:val="20"/>
+              </w:rPr>
+              <w:t xml:space="preserve">Expressions that always have the same value.</w:t>
+            </w:r>
+          </w:p>
+        </w:tc>
+        <w:tc>
+          <w:tcPr>
+            <w:tcW w:type="dxa" w:w="2200"/>
+            <w:tcMar>
+              <w:top w:type="dxa" w:w="80"/>
+              <w:left w:type="dxa" w:w="100"/>
+              <w:bottom w:type="dxa" w:w="80"/>
+              <w:right w:type="dxa" w:w="100"/>
+            </w:tcMar>
+            <w:vAlign w:val="top"/>
+          </w:tcPr>
+          <w:p>
+            <w:pPr>
+              <w:spacing w:after="40"/>
+            </w:pPr>
+            <w:r>
+              <w:rPr>
+                <w:i/>
+                <w:iCs/>
+                <w:color w:val="5F6F80"/>
+                <w:sz w:val="19"/>
+                <w:szCs w:val="19"/>
+              </w:rPr>
+              <w:t xml:space="preserve">Not Equivalent: write a counter-example that breaks the definition.</w:t>
+            </w:r>
+          </w:p>
+          <w:p>
+            <w:pPr>
+              <w:pBdr>
+                <w:bottom w:val="single" w:color="AFBECC" w:sz="6"/>
+              </w:pBdr>
+              <w:spacing w:after="30" w:before="150"/>
+            </w:pPr>
+            <w:r>
+              <w:t xml:space="preserve"/>
+            </w:r>
+          </w:p>
+        </w:tc>
+        <w:tc>
+          <w:tcPr>
+            <w:tcW w:type="dxa" w:w="2200"/>
+            <w:tcMar>
+              <w:top w:type="dxa" w:w="80"/>
+              <w:left w:type="dxa" w:w="100"/>
+              <w:bottom w:type="dxa" w:w="80"/>
+              <w:right w:type="dxa" w:w="100"/>
+            </w:tcMar>
+            <w:vAlign w:val="top"/>
+          </w:tcPr>
+          <w:p>
+            <w:pPr>
+              <w:spacing w:after="40"/>
               <w:jc w:val="center"/>
             </w:pPr>
             <w:r>
               <w:drawing>
                 <wp:inline distT="0" distB="0" distL="0" distR="0">
-                  <wp:extent cx="1047750" cy="790575"/>
+                  <wp:extent cx="876300" cy="657225"/>
                   <wp:effectExtent t="0" r="0" b="0" l="0"/>
                   <wp:docPr id="1" name="" descr="" title=""/>
                   <wp:cNvGraphicFramePr>
@@ -485,7 +733,7 @@
                         <pic:spPr bwMode="auto">
                           <a:xfrm>
                             <a:off x="0" y="0"/>
-                            <a:ext cx="1047750" cy="790575"/>
+                            <a:ext cx="876300" cy="657225"/>
                           </a:xfrm>
                           <a:prstGeom prst="rect">
                             <a:avLst/>
@@ -498,69 +746,10 @@
               </w:drawing>
             </w:r>
           </w:p>
-        </w:tc>
-        <w:tc>
-          <w:tcPr>
-            <w:tcW w:type="dxa" w:w="7560"/>
-            <w:tcMar>
-              <w:top w:type="dxa" w:w="100"/>
-              <w:left w:type="dxa" w:w="40"/>
-              <w:bottom w:type="dxa" w:w="100"/>
-              <w:right w:type="dxa" w:w="40"/>
-            </w:tcMar>
-            <w:vAlign w:val="center"/>
-          </w:tcPr>
-          <w:p>
-            <w:pPr>
-              <w:spacing w:after="50"/>
-            </w:pPr>
-            <w:r>
-              <w:rPr>
-                <w:b/>
-                <w:bCs/>
-                <w:color w:val="12355B"/>
-                <w:sz w:val="24"/>
-                <w:szCs w:val="24"/>
-              </w:rPr>
-              <w:t xml:space="preserve">Equivalent</w:t>
-            </w:r>
-            <w:r>
-              <w:rPr>
-                <w:i/>
-                <w:iCs/>
-                <w:color w:val="5F6F80"/>
-                <w:sz w:val="19"/>
-                <w:szCs w:val="19"/>
-              </w:rPr>
-              <w:t xml:space="preserve">   Equivalente</w:t>
-            </w:r>
-          </w:p>
-          <w:p>
-            <w:pPr>
-              <w:spacing w:after="40"/>
-            </w:pPr>
-            <w:r>
-              <w:rPr>
-                <w:sz w:val="21"/>
-                <w:szCs w:val="21"/>
-              </w:rPr>
-              <w:t xml:space="preserve">Expressions that always have the same value.</w:t>
-            </w:r>
-          </w:p>
           <w:p>
             <w:pPr>
               <w:spacing w:after="0"/>
             </w:pPr>
-            <w:r>
-              <w:rPr>
-                <w:b/>
-                <w:bCs/>
-                <w:color w:val="1FA6A2"/>
-                <w:sz w:val="18"/>
-                <w:szCs w:val="18"/>
-              </w:rPr>
-              <w:t xml:space="preserve">Example:  </w:t>
-            </w:r>
             <w:r>
               <w:rPr>
                 <w:i/>
@@ -574,23 +763,6 @@
           </w:p>
         </w:tc>
       </w:tr>
-    </w:tbl>
-    <w:tbl>
-      <w:tblPr>
-        <w:tblW w:type="pct" w:w="100%"/>
-        <w:tblBorders>
-          <w:top w:val="none" w:color="FFFFFF" w:sz="0"/>
-          <w:left w:val="none" w:color="FFFFFF" w:sz="0"/>
-          <w:bottom w:val="single" w:color="C7D2DD" w:sz="4"/>
-          <w:right w:val="none" w:color="FFFFFF" w:sz="0"/>
-          <w:insideH w:val="none" w:color="FFFFFF" w:sz="0"/>
-          <w:insideV w:val="none" w:color="FFFFFF" w:sz="0"/>
-        </w:tblBorders>
-      </w:tblPr>
-      <w:tblGrid>
-        <w:gridCol w:w="1800"/>
-        <w:gridCol w:w="7560"/>
-      </w:tblGrid>
       <w:tr>
         <w:trPr>
           <w:cantSplit/>
@@ -599,22 +771,126 @@
           <w:tcPr>
             <w:tcW w:type="dxa" w:w="1800"/>
             <w:tcMar>
-              <w:top w:type="dxa" w:w="100"/>
-              <w:left w:type="dxa" w:w="40"/>
-              <w:bottom w:type="dxa" w:w="100"/>
-              <w:right w:type="dxa" w:w="120"/>
+              <w:top w:type="dxa" w:w="80"/>
+              <w:left w:type="dxa" w:w="100"/>
+              <w:bottom w:type="dxa" w:w="80"/>
+              <w:right w:type="dxa" w:w="100"/>
             </w:tcMar>
-            <w:vAlign w:val="center"/>
+            <w:vAlign w:val="top"/>
           </w:tcPr>
           <w:p>
             <w:pPr>
+              <w:spacing w:after="30"/>
+            </w:pPr>
+            <w:r>
+              <w:rPr>
+                <w:b/>
+                <w:bCs/>
+                <w:color w:val="12355B"/>
+                <w:sz w:val="21"/>
+                <w:szCs w:val="21"/>
+              </w:rPr>
+              <w:t xml:space="preserve">Simplify</w:t>
+            </w:r>
+          </w:p>
+          <w:p>
+            <w:pPr>
               <w:spacing w:after="0"/>
+            </w:pPr>
+            <w:r>
+              <w:rPr>
+                <w:i/>
+                <w:iCs/>
+                <w:color w:val="5F6F80"/>
+                <w:sz w:val="18"/>
+                <w:szCs w:val="18"/>
+              </w:rPr>
+              <w:t xml:space="preserve">Simplificar</w:t>
+            </w:r>
+          </w:p>
+        </w:tc>
+        <w:tc>
+          <w:tcPr>
+            <w:tcW w:type="dxa" w:w="3160"/>
+            <w:tcMar>
+              <w:top w:type="dxa" w:w="80"/>
+              <w:left w:type="dxa" w:w="100"/>
+              <w:bottom w:type="dxa" w:w="80"/>
+              <w:right w:type="dxa" w:w="100"/>
+            </w:tcMar>
+            <w:vAlign w:val="top"/>
+          </w:tcPr>
+          <w:p>
+            <w:pPr>
+              <w:spacing w:after="0"/>
+            </w:pPr>
+            <w:r>
+              <w:rPr>
+                <w:sz w:val="20"/>
+                <w:szCs w:val="20"/>
+              </w:rPr>
+              <w:t xml:space="preserve">To rewrite an expression in a shorter form that is still equal to the original.</w:t>
+            </w:r>
+          </w:p>
+        </w:tc>
+        <w:tc>
+          <w:tcPr>
+            <w:tcW w:type="dxa" w:w="2200"/>
+            <w:tcMar>
+              <w:top w:type="dxa" w:w="80"/>
+              <w:left w:type="dxa" w:w="100"/>
+              <w:bottom w:type="dxa" w:w="80"/>
+              <w:right w:type="dxa" w:w="100"/>
+            </w:tcMar>
+            <w:vAlign w:val="top"/>
+          </w:tcPr>
+          <w:p>
+            <w:pPr>
+              <w:spacing w:after="40"/>
+            </w:pPr>
+            <w:r>
+              <w:rPr>
+                <w:i/>
+                <w:iCs/>
+                <w:color w:val="5F6F80"/>
+                <w:sz w:val="19"/>
+                <w:szCs w:val="19"/>
+              </w:rPr>
+              <w:t xml:space="preserve">Not Simplify: write a counter-example that breaks the definition.</w:t>
+            </w:r>
+          </w:p>
+          <w:p>
+            <w:pPr>
+              <w:pBdr>
+                <w:bottom w:val="single" w:color="AFBECC" w:sz="6"/>
+              </w:pBdr>
+              <w:spacing w:after="30" w:before="150"/>
+            </w:pPr>
+            <w:r>
+              <w:t xml:space="preserve"/>
+            </w:r>
+          </w:p>
+        </w:tc>
+        <w:tc>
+          <w:tcPr>
+            <w:tcW w:type="dxa" w:w="2200"/>
+            <w:tcMar>
+              <w:top w:type="dxa" w:w="80"/>
+              <w:left w:type="dxa" w:w="100"/>
+              <w:bottom w:type="dxa" w:w="80"/>
+              <w:right w:type="dxa" w:w="100"/>
+            </w:tcMar>
+            <w:vAlign w:val="top"/>
+          </w:tcPr>
+          <w:p>
+            <w:pPr>
+              <w:spacing w:after="40"/>
               <w:jc w:val="center"/>
             </w:pPr>
             <w:r>
               <w:drawing>
                 <wp:inline distT="0" distB="0" distL="0" distR="0">
-                  <wp:extent cx="1047750" cy="790575"/>
+                  <wp:extent cx="876300" cy="657225"/>
                   <wp:effectExtent t="0" r="0" b="0" l="0"/>
                   <wp:docPr id="1" name="" descr="" title=""/>
                   <wp:cNvGraphicFramePr>
@@ -639,7 +915,7 @@
                         <pic:spPr bwMode="auto">
                           <a:xfrm>
                             <a:off x="0" y="0"/>
-                            <a:ext cx="1047750" cy="790575"/>
+                            <a:ext cx="876300" cy="657225"/>
                           </a:xfrm>
                           <a:prstGeom prst="rect">
                             <a:avLst/>
@@ -652,69 +928,10 @@
               </w:drawing>
             </w:r>
           </w:p>
-        </w:tc>
-        <w:tc>
-          <w:tcPr>
-            <w:tcW w:type="dxa" w:w="7560"/>
-            <w:tcMar>
-              <w:top w:type="dxa" w:w="100"/>
-              <w:left w:type="dxa" w:w="40"/>
-              <w:bottom w:type="dxa" w:w="100"/>
-              <w:right w:type="dxa" w:w="40"/>
-            </w:tcMar>
-            <w:vAlign w:val="center"/>
-          </w:tcPr>
-          <w:p>
-            <w:pPr>
-              <w:spacing w:after="50"/>
-            </w:pPr>
-            <w:r>
-              <w:rPr>
-                <w:b/>
-                <w:bCs/>
-                <w:color w:val="12355B"/>
-                <w:sz w:val="24"/>
-                <w:szCs w:val="24"/>
-              </w:rPr>
-              <w:t xml:space="preserve">Simplify</w:t>
-            </w:r>
-            <w:r>
-              <w:rPr>
-                <w:i/>
-                <w:iCs/>
-                <w:color w:val="5F6F80"/>
-                <w:sz w:val="19"/>
-                <w:szCs w:val="19"/>
-              </w:rPr>
-              <w:t xml:space="preserve">   Simplificar</w:t>
-            </w:r>
-          </w:p>
-          <w:p>
-            <w:pPr>
-              <w:spacing w:after="40"/>
-            </w:pPr>
-            <w:r>
-              <w:rPr>
-                <w:sz w:val="21"/>
-                <w:szCs w:val="21"/>
-              </w:rPr>
-              <w:t xml:space="preserve">To rewrite an expression in a shorter form that is still equal to the original.</w:t>
-            </w:r>
-          </w:p>
           <w:p>
             <w:pPr>
               <w:spacing w:after="0"/>
             </w:pPr>
-            <w:r>
-              <w:rPr>
-                <w:b/>
-                <w:bCs/>
-                <w:color w:val="1FA6A2"/>
-                <w:sz w:val="18"/>
-                <w:szCs w:val="18"/>
-              </w:rPr>
-              <w:t xml:space="preserve">Example:  </w:t>
-            </w:r>
             <w:r>
               <w:rPr>
                 <w:i/>
@@ -728,23 +945,6 @@
           </w:p>
         </w:tc>
       </w:tr>
-    </w:tbl>
-    <w:tbl>
-      <w:tblPr>
-        <w:tblW w:type="pct" w:w="100%"/>
-        <w:tblBorders>
-          <w:top w:val="none" w:color="FFFFFF" w:sz="0"/>
-          <w:left w:val="none" w:color="FFFFFF" w:sz="0"/>
-          <w:bottom w:val="single" w:color="C7D2DD" w:sz="4"/>
-          <w:right w:val="none" w:color="FFFFFF" w:sz="0"/>
-          <w:insideH w:val="none" w:color="FFFFFF" w:sz="0"/>
-          <w:insideV w:val="none" w:color="FFFFFF" w:sz="0"/>
-        </w:tblBorders>
-      </w:tblPr>
-      <w:tblGrid>
-        <w:gridCol w:w="1800"/>
-        <w:gridCol w:w="7560"/>
-      </w:tblGrid>
       <w:tr>
         <w:trPr>
           <w:cantSplit/>
@@ -753,22 +953,126 @@
           <w:tcPr>
             <w:tcW w:type="dxa" w:w="1800"/>
             <w:tcMar>
-              <w:top w:type="dxa" w:w="100"/>
-              <w:left w:type="dxa" w:w="40"/>
-              <w:bottom w:type="dxa" w:w="100"/>
-              <w:right w:type="dxa" w:w="120"/>
+              <w:top w:type="dxa" w:w="80"/>
+              <w:left w:type="dxa" w:w="100"/>
+              <w:bottom w:type="dxa" w:w="80"/>
+              <w:right w:type="dxa" w:w="100"/>
             </w:tcMar>
-            <w:vAlign w:val="center"/>
+            <w:vAlign w:val="top"/>
           </w:tcPr>
           <w:p>
             <w:pPr>
+              <w:spacing w:after="30"/>
+            </w:pPr>
+            <w:r>
+              <w:rPr>
+                <w:b/>
+                <w:bCs/>
+                <w:color w:val="12355B"/>
+                <w:sz w:val="21"/>
+                <w:szCs w:val="21"/>
+              </w:rPr>
+              <w:t xml:space="preserve">Like Terms</w:t>
+            </w:r>
+          </w:p>
+          <w:p>
+            <w:pPr>
               <w:spacing w:after="0"/>
+            </w:pPr>
+            <w:r>
+              <w:rPr>
+                <w:i/>
+                <w:iCs/>
+                <w:color w:val="5F6F80"/>
+                <w:sz w:val="18"/>
+                <w:szCs w:val="18"/>
+              </w:rPr>
+              <w:t xml:space="preserve">Términos semejantes</w:t>
+            </w:r>
+          </w:p>
+        </w:tc>
+        <w:tc>
+          <w:tcPr>
+            <w:tcW w:type="dxa" w:w="3160"/>
+            <w:tcMar>
+              <w:top w:type="dxa" w:w="80"/>
+              <w:left w:type="dxa" w:w="100"/>
+              <w:bottom w:type="dxa" w:w="80"/>
+              <w:right w:type="dxa" w:w="100"/>
+            </w:tcMar>
+            <w:vAlign w:val="top"/>
+          </w:tcPr>
+          <w:p>
+            <w:pPr>
+              <w:spacing w:after="0"/>
+            </w:pPr>
+            <w:r>
+              <w:rPr>
+                <w:sz w:val="20"/>
+                <w:szCs w:val="20"/>
+              </w:rPr>
+              <w:t xml:space="preserve">Terms with the same letter raised to the same power, like 2x and 5x.</w:t>
+            </w:r>
+          </w:p>
+        </w:tc>
+        <w:tc>
+          <w:tcPr>
+            <w:tcW w:type="dxa" w:w="2200"/>
+            <w:tcMar>
+              <w:top w:type="dxa" w:w="80"/>
+              <w:left w:type="dxa" w:w="100"/>
+              <w:bottom w:type="dxa" w:w="80"/>
+              <w:right w:type="dxa" w:w="100"/>
+            </w:tcMar>
+            <w:vAlign w:val="top"/>
+          </w:tcPr>
+          <w:p>
+            <w:pPr>
+              <w:spacing w:after="40"/>
+            </w:pPr>
+            <w:r>
+              <w:rPr>
+                <w:i/>
+                <w:iCs/>
+                <w:color w:val="5F6F80"/>
+                <w:sz w:val="19"/>
+                <w:szCs w:val="19"/>
+              </w:rPr>
+              <w:t xml:space="preserve">Not Like Terms: write a counter-example that breaks the definition.</w:t>
+            </w:r>
+          </w:p>
+          <w:p>
+            <w:pPr>
+              <w:pBdr>
+                <w:bottom w:val="single" w:color="AFBECC" w:sz="6"/>
+              </w:pBdr>
+              <w:spacing w:after="30" w:before="150"/>
+            </w:pPr>
+            <w:r>
+              <w:t xml:space="preserve"/>
+            </w:r>
+          </w:p>
+        </w:tc>
+        <w:tc>
+          <w:tcPr>
+            <w:tcW w:type="dxa" w:w="2200"/>
+            <w:tcMar>
+              <w:top w:type="dxa" w:w="80"/>
+              <w:left w:type="dxa" w:w="100"/>
+              <w:bottom w:type="dxa" w:w="80"/>
+              <w:right w:type="dxa" w:w="100"/>
+            </w:tcMar>
+            <w:vAlign w:val="top"/>
+          </w:tcPr>
+          <w:p>
+            <w:pPr>
+              <w:spacing w:after="40"/>
               <w:jc w:val="center"/>
             </w:pPr>
             <w:r>
               <w:drawing>
                 <wp:inline distT="0" distB="0" distL="0" distR="0">
-                  <wp:extent cx="1047750" cy="790575"/>
+                  <wp:extent cx="876300" cy="657225"/>
                   <wp:effectExtent t="0" r="0" b="0" l="0"/>
                   <wp:docPr id="1" name="" descr="" title=""/>
                   <wp:cNvGraphicFramePr>
@@ -793,7 +1097,7 @@
                         <pic:spPr bwMode="auto">
                           <a:xfrm>
                             <a:off x="0" y="0"/>
-                            <a:ext cx="1047750" cy="790575"/>
+                            <a:ext cx="876300" cy="657225"/>
                           </a:xfrm>
                           <a:prstGeom prst="rect">
                             <a:avLst/>
@@ -806,69 +1110,10 @@
               </w:drawing>
             </w:r>
           </w:p>
-        </w:tc>
-        <w:tc>
-          <w:tcPr>
-            <w:tcW w:type="dxa" w:w="7560"/>
-            <w:tcMar>
-              <w:top w:type="dxa" w:w="100"/>
-              <w:left w:type="dxa" w:w="40"/>
-              <w:bottom w:type="dxa" w:w="100"/>
-              <w:right w:type="dxa" w:w="40"/>
-            </w:tcMar>
-            <w:vAlign w:val="center"/>
-          </w:tcPr>
-          <w:p>
-            <w:pPr>
-              <w:spacing w:after="50"/>
-            </w:pPr>
-            <w:r>
-              <w:rPr>
-                <w:b/>
-                <w:bCs/>
-                <w:color w:val="12355B"/>
-                <w:sz w:val="24"/>
-                <w:szCs w:val="24"/>
-              </w:rPr>
-              <w:t xml:space="preserve">Like Terms</w:t>
-            </w:r>
-            <w:r>
-              <w:rPr>
-                <w:i/>
-                <w:iCs/>
-                <w:color w:val="5F6F80"/>
-                <w:sz w:val="19"/>
-                <w:szCs w:val="19"/>
-              </w:rPr>
-              <w:t xml:space="preserve">   Términos semejantes</w:t>
-            </w:r>
-          </w:p>
-          <w:p>
-            <w:pPr>
-              <w:spacing w:after="40"/>
-            </w:pPr>
-            <w:r>
-              <w:rPr>
-                <w:sz w:val="21"/>
-                <w:szCs w:val="21"/>
-              </w:rPr>
-              <w:t xml:space="preserve">Terms with the same letter raised to the same power, like 2x and 5x.</w:t>
-            </w:r>
-          </w:p>
           <w:p>
             <w:pPr>
               <w:spacing w:after="0"/>
             </w:pPr>
-            <w:r>
-              <w:rPr>
-                <w:b/>
-                <w:bCs/>
-                <w:color w:val="1FA6A2"/>
-                <w:sz w:val="18"/>
-                <w:szCs w:val="18"/>
-              </w:rPr>
-              <w:t xml:space="preserve">Example:  </w:t>
-            </w:r>
             <w:r>
               <w:rPr>
                 <w:i/>
@@ -882,23 +1127,6 @@
           </w:p>
         </w:tc>
       </w:tr>
-    </w:tbl>
-    <w:tbl>
-      <w:tblPr>
-        <w:tblW w:type="pct" w:w="100%"/>
-        <w:tblBorders>
-          <w:top w:val="none" w:color="FFFFFF" w:sz="0"/>
-          <w:left w:val="none" w:color="FFFFFF" w:sz="0"/>
-          <w:bottom w:val="single" w:color="C7D2DD" w:sz="4"/>
-          <w:right w:val="none" w:color="FFFFFF" w:sz="0"/>
-          <w:insideH w:val="none" w:color="FFFFFF" w:sz="0"/>
-          <w:insideV w:val="none" w:color="FFFFFF" w:sz="0"/>
-        </w:tblBorders>
-      </w:tblPr>
-      <w:tblGrid>
-        <w:gridCol w:w="1800"/>
-        <w:gridCol w:w="7560"/>
-      </w:tblGrid>
       <w:tr>
         <w:trPr>
           <w:cantSplit/>
@@ -907,22 +1135,126 @@
           <w:tcPr>
             <w:tcW w:type="dxa" w:w="1800"/>
             <w:tcMar>
-              <w:top w:type="dxa" w:w="100"/>
-              <w:left w:type="dxa" w:w="40"/>
-              <w:bottom w:type="dxa" w:w="100"/>
-              <w:right w:type="dxa" w:w="120"/>
+              <w:top w:type="dxa" w:w="80"/>
+              <w:left w:type="dxa" w:w="100"/>
+              <w:bottom w:type="dxa" w:w="80"/>
+              <w:right w:type="dxa" w:w="100"/>
             </w:tcMar>
-            <w:vAlign w:val="center"/>
+            <w:vAlign w:val="top"/>
           </w:tcPr>
           <w:p>
             <w:pPr>
+              <w:spacing w:after="30"/>
+            </w:pPr>
+            <w:r>
+              <w:rPr>
+                <w:b/>
+                <w:bCs/>
+                <w:color w:val="12355B"/>
+                <w:sz w:val="21"/>
+                <w:szCs w:val="21"/>
+              </w:rPr>
+              <w:t xml:space="preserve">Combine</w:t>
+            </w:r>
+          </w:p>
+          <w:p>
+            <w:pPr>
               <w:spacing w:after="0"/>
+            </w:pPr>
+            <w:r>
+              <w:rPr>
+                <w:i/>
+                <w:iCs/>
+                <w:color w:val="5F6F80"/>
+                <w:sz w:val="18"/>
+                <w:szCs w:val="18"/>
+              </w:rPr>
+              <w:t xml:space="preserve">Combinar</w:t>
+            </w:r>
+          </w:p>
+        </w:tc>
+        <w:tc>
+          <w:tcPr>
+            <w:tcW w:type="dxa" w:w="3160"/>
+            <w:tcMar>
+              <w:top w:type="dxa" w:w="80"/>
+              <w:left w:type="dxa" w:w="100"/>
+              <w:bottom w:type="dxa" w:w="80"/>
+              <w:right w:type="dxa" w:w="100"/>
+            </w:tcMar>
+            <w:vAlign w:val="top"/>
+          </w:tcPr>
+          <w:p>
+            <w:pPr>
+              <w:spacing w:after="0"/>
+            </w:pPr>
+            <w:r>
+              <w:rPr>
+                <w:sz w:val="20"/>
+                <w:szCs w:val="20"/>
+              </w:rPr>
+              <w:t xml:space="preserve">To add or subtract terms with the same letter into one.</w:t>
+            </w:r>
+          </w:p>
+        </w:tc>
+        <w:tc>
+          <w:tcPr>
+            <w:tcW w:type="dxa" w:w="2200"/>
+            <w:tcMar>
+              <w:top w:type="dxa" w:w="80"/>
+              <w:left w:type="dxa" w:w="100"/>
+              <w:bottom w:type="dxa" w:w="80"/>
+              <w:right w:type="dxa" w:w="100"/>
+            </w:tcMar>
+            <w:vAlign w:val="top"/>
+          </w:tcPr>
+          <w:p>
+            <w:pPr>
+              <w:spacing w:after="40"/>
+            </w:pPr>
+            <w:r>
+              <w:rPr>
+                <w:i/>
+                <w:iCs/>
+                <w:color w:val="5F6F80"/>
+                <w:sz w:val="19"/>
+                <w:szCs w:val="19"/>
+              </w:rPr>
+              <w:t xml:space="preserve">Not Combine: write a counter-example that breaks the definition.</w:t>
+            </w:r>
+          </w:p>
+          <w:p>
+            <w:pPr>
+              <w:pBdr>
+                <w:bottom w:val="single" w:color="AFBECC" w:sz="6"/>
+              </w:pBdr>
+              <w:spacing w:after="30" w:before="150"/>
+            </w:pPr>
+            <w:r>
+              <w:t xml:space="preserve"/>
+            </w:r>
+          </w:p>
+        </w:tc>
+        <w:tc>
+          <w:tcPr>
+            <w:tcW w:type="dxa" w:w="2200"/>
+            <w:tcMar>
+              <w:top w:type="dxa" w:w="80"/>
+              <w:left w:type="dxa" w:w="100"/>
+              <w:bottom w:type="dxa" w:w="80"/>
+              <w:right w:type="dxa" w:w="100"/>
+            </w:tcMar>
+            <w:vAlign w:val="top"/>
+          </w:tcPr>
+          <w:p>
+            <w:pPr>
+              <w:spacing w:after="40"/>
               <w:jc w:val="center"/>
             </w:pPr>
             <w:r>
               <w:drawing>
                 <wp:inline distT="0" distB="0" distL="0" distR="0">
-                  <wp:extent cx="1047750" cy="790575"/>
+                  <wp:extent cx="876300" cy="657225"/>
                   <wp:effectExtent t="0" r="0" b="0" l="0"/>
                   <wp:docPr id="1" name="" descr="" title=""/>
                   <wp:cNvGraphicFramePr>
@@ -947,7 +1279,7 @@
                         <pic:spPr bwMode="auto">
                           <a:xfrm>
                             <a:off x="0" y="0"/>
-                            <a:ext cx="1047750" cy="790575"/>
+                            <a:ext cx="876300" cy="657225"/>
                           </a:xfrm>
                           <a:prstGeom prst="rect">
                             <a:avLst/>
@@ -960,69 +1292,10 @@
               </w:drawing>
             </w:r>
           </w:p>
-        </w:tc>
-        <w:tc>
-          <w:tcPr>
-            <w:tcW w:type="dxa" w:w="7560"/>
-            <w:tcMar>
-              <w:top w:type="dxa" w:w="100"/>
-              <w:left w:type="dxa" w:w="40"/>
-              <w:bottom w:type="dxa" w:w="100"/>
-              <w:right w:type="dxa" w:w="40"/>
-            </w:tcMar>
-            <w:vAlign w:val="center"/>
-          </w:tcPr>
-          <w:p>
-            <w:pPr>
-              <w:spacing w:after="50"/>
-            </w:pPr>
-            <w:r>
-              <w:rPr>
-                <w:b/>
-                <w:bCs/>
-                <w:color w:val="12355B"/>
-                <w:sz w:val="24"/>
-                <w:szCs w:val="24"/>
-              </w:rPr>
-              <w:t xml:space="preserve">Combine</w:t>
-            </w:r>
-            <w:r>
-              <w:rPr>
-                <w:i/>
-                <w:iCs/>
-                <w:color w:val="5F6F80"/>
-                <w:sz w:val="19"/>
-                <w:szCs w:val="19"/>
-              </w:rPr>
-              <w:t xml:space="preserve">   Combinar</w:t>
-            </w:r>
-          </w:p>
-          <w:p>
-            <w:pPr>
-              <w:spacing w:after="40"/>
-            </w:pPr>
-            <w:r>
-              <w:rPr>
-                <w:sz w:val="21"/>
-                <w:szCs w:val="21"/>
-              </w:rPr>
-              <w:t xml:space="preserve">To add or subtract terms with the same letter into one.</w:t>
-            </w:r>
-          </w:p>
           <w:p>
             <w:pPr>
               <w:spacing w:after="0"/>
             </w:pPr>
-            <w:r>
-              <w:rPr>
-                <w:b/>
-                <w:bCs/>
-                <w:color w:val="1FA6A2"/>
-                <w:sz w:val="18"/>
-                <w:szCs w:val="18"/>
-              </w:rPr>
-              <w:t xml:space="preserve">Example:  </w:t>
-            </w:r>
             <w:r>
               <w:rPr>
                 <w:i/>
@@ -1036,23 +1309,6 @@
           </w:p>
         </w:tc>
       </w:tr>
-    </w:tbl>
-    <w:tbl>
-      <w:tblPr>
-        <w:tblW w:type="pct" w:w="100%"/>
-        <w:tblBorders>
-          <w:top w:val="none" w:color="FFFFFF" w:sz="0"/>
-          <w:left w:val="none" w:color="FFFFFF" w:sz="0"/>
-          <w:bottom w:val="single" w:color="C7D2DD" w:sz="4"/>
-          <w:right w:val="none" w:color="FFFFFF" w:sz="0"/>
-          <w:insideH w:val="none" w:color="FFFFFF" w:sz="0"/>
-          <w:insideV w:val="none" w:color="FFFFFF" w:sz="0"/>
-        </w:tblBorders>
-      </w:tblPr>
-      <w:tblGrid>
-        <w:gridCol w:w="1800"/>
-        <w:gridCol w:w="7560"/>
-      </w:tblGrid>
       <w:tr>
         <w:trPr>
           <w:cantSplit/>
@@ -1061,22 +1317,126 @@
           <w:tcPr>
             <w:tcW w:type="dxa" w:w="1800"/>
             <w:tcMar>
-              <w:top w:type="dxa" w:w="100"/>
-              <w:left w:type="dxa" w:w="40"/>
-              <w:bottom w:type="dxa" w:w="100"/>
-              <w:right w:type="dxa" w:w="120"/>
+              <w:top w:type="dxa" w:w="80"/>
+              <w:left w:type="dxa" w:w="100"/>
+              <w:bottom w:type="dxa" w:w="80"/>
+              <w:right w:type="dxa" w:w="100"/>
             </w:tcMar>
-            <w:vAlign w:val="center"/>
+            <w:vAlign w:val="top"/>
           </w:tcPr>
           <w:p>
             <w:pPr>
+              <w:spacing w:after="30"/>
+            </w:pPr>
+            <w:r>
+              <w:rPr>
+                <w:b/>
+                <w:bCs/>
+                <w:color w:val="12355B"/>
+                <w:sz w:val="21"/>
+                <w:szCs w:val="21"/>
+              </w:rPr>
+              <w:t xml:space="preserve">Coefficient</w:t>
+            </w:r>
+          </w:p>
+          <w:p>
+            <w:pPr>
               <w:spacing w:after="0"/>
+            </w:pPr>
+            <w:r>
+              <w:rPr>
+                <w:i/>
+                <w:iCs/>
+                <w:color w:val="5F6F80"/>
+                <w:sz w:val="18"/>
+                <w:szCs w:val="18"/>
+              </w:rPr>
+              <w:t xml:space="preserve">Coeficiente</w:t>
+            </w:r>
+          </w:p>
+        </w:tc>
+        <w:tc>
+          <w:tcPr>
+            <w:tcW w:type="dxa" w:w="3160"/>
+            <w:tcMar>
+              <w:top w:type="dxa" w:w="80"/>
+              <w:left w:type="dxa" w:w="100"/>
+              <w:bottom w:type="dxa" w:w="80"/>
+              <w:right w:type="dxa" w:w="100"/>
+            </w:tcMar>
+            <w:vAlign w:val="top"/>
+          </w:tcPr>
+          <w:p>
+            <w:pPr>
+              <w:spacing w:after="0"/>
+            </w:pPr>
+            <w:r>
+              <w:rPr>
+                <w:sz w:val="20"/>
+                <w:szCs w:val="20"/>
+              </w:rPr>
+              <w:t xml:space="preserve">The number in front of a letter, like the 3 in 3x.</w:t>
+            </w:r>
+          </w:p>
+        </w:tc>
+        <w:tc>
+          <w:tcPr>
+            <w:tcW w:type="dxa" w:w="2200"/>
+            <w:tcMar>
+              <w:top w:type="dxa" w:w="80"/>
+              <w:left w:type="dxa" w:w="100"/>
+              <w:bottom w:type="dxa" w:w="80"/>
+              <w:right w:type="dxa" w:w="100"/>
+            </w:tcMar>
+            <w:vAlign w:val="top"/>
+          </w:tcPr>
+          <w:p>
+            <w:pPr>
+              <w:spacing w:after="40"/>
+            </w:pPr>
+            <w:r>
+              <w:rPr>
+                <w:i/>
+                <w:iCs/>
+                <w:color w:val="5F6F80"/>
+                <w:sz w:val="19"/>
+                <w:szCs w:val="19"/>
+              </w:rPr>
+              <w:t xml:space="preserve">Not Coefficient: write a counter-example that breaks the definition.</w:t>
+            </w:r>
+          </w:p>
+          <w:p>
+            <w:pPr>
+              <w:pBdr>
+                <w:bottom w:val="single" w:color="AFBECC" w:sz="6"/>
+              </w:pBdr>
+              <w:spacing w:after="30" w:before="150"/>
+            </w:pPr>
+            <w:r>
+              <w:t xml:space="preserve"/>
+            </w:r>
+          </w:p>
+        </w:tc>
+        <w:tc>
+          <w:tcPr>
+            <w:tcW w:type="dxa" w:w="2200"/>
+            <w:tcMar>
+              <w:top w:type="dxa" w:w="80"/>
+              <w:left w:type="dxa" w:w="100"/>
+              <w:bottom w:type="dxa" w:w="80"/>
+              <w:right w:type="dxa" w:w="100"/>
+            </w:tcMar>
+            <w:vAlign w:val="top"/>
+          </w:tcPr>
+          <w:p>
+            <w:pPr>
+              <w:spacing w:after="40"/>
               <w:jc w:val="center"/>
             </w:pPr>
             <w:r>
               <w:drawing>
                 <wp:inline distT="0" distB="0" distL="0" distR="0">
-                  <wp:extent cx="1047750" cy="790575"/>
+                  <wp:extent cx="876300" cy="657225"/>
                   <wp:effectExtent t="0" r="0" b="0" l="0"/>
                   <wp:docPr id="1" name="" descr="" title=""/>
                   <wp:cNvGraphicFramePr>
@@ -1101,7 +1461,7 @@
                         <pic:spPr bwMode="auto">
                           <a:xfrm>
                             <a:off x="0" y="0"/>
-                            <a:ext cx="1047750" cy="790575"/>
+                            <a:ext cx="876300" cy="657225"/>
                           </a:xfrm>
                           <a:prstGeom prst="rect">
                             <a:avLst/>
@@ -1114,69 +1474,10 @@
               </w:drawing>
             </w:r>
           </w:p>
-        </w:tc>
-        <w:tc>
-          <w:tcPr>
-            <w:tcW w:type="dxa" w:w="7560"/>
-            <w:tcMar>
-              <w:top w:type="dxa" w:w="100"/>
-              <w:left w:type="dxa" w:w="40"/>
-              <w:bottom w:type="dxa" w:w="100"/>
-              <w:right w:type="dxa" w:w="40"/>
-            </w:tcMar>
-            <w:vAlign w:val="center"/>
-          </w:tcPr>
-          <w:p>
-            <w:pPr>
-              <w:spacing w:after="50"/>
-            </w:pPr>
-            <w:r>
-              <w:rPr>
-                <w:b/>
-                <w:bCs/>
-                <w:color w:val="12355B"/>
-                <w:sz w:val="24"/>
-                <w:szCs w:val="24"/>
-              </w:rPr>
-              <w:t xml:space="preserve">Coefficient</w:t>
-            </w:r>
-            <w:r>
-              <w:rPr>
-                <w:i/>
-                <w:iCs/>
-                <w:color w:val="5F6F80"/>
-                <w:sz w:val="19"/>
-                <w:szCs w:val="19"/>
-              </w:rPr>
-              <w:t xml:space="preserve">   Coeficiente</w:t>
-            </w:r>
-          </w:p>
-          <w:p>
-            <w:pPr>
-              <w:spacing w:after="40"/>
-            </w:pPr>
-            <w:r>
-              <w:rPr>
-                <w:sz w:val="21"/>
-                <w:szCs w:val="21"/>
-              </w:rPr>
-              <w:t xml:space="preserve">The number in front of a letter, like the 3 in 3x.</w:t>
-            </w:r>
-          </w:p>
           <w:p>
             <w:pPr>
               <w:spacing w:after="0"/>
             </w:pPr>
-            <w:r>
-              <w:rPr>
-                <w:b/>
-                <w:bCs/>
-                <w:color w:val="1FA6A2"/>
-                <w:sz w:val="18"/>
-                <w:szCs w:val="18"/>
-              </w:rPr>
-              <w:t xml:space="preserve">Example:  </w:t>
-            </w:r>
             <w:r>
               <w:rPr>
                 <w:i/>
@@ -1190,23 +1491,6 @@
           </w:p>
         </w:tc>
       </w:tr>
-    </w:tbl>
-    <w:tbl>
-      <w:tblPr>
-        <w:tblW w:type="pct" w:w="100%"/>
-        <w:tblBorders>
-          <w:top w:val="none" w:color="FFFFFF" w:sz="0"/>
-          <w:left w:val="none" w:color="FFFFFF" w:sz="0"/>
-          <w:bottom w:val="single" w:color="C7D2DD" w:sz="4"/>
-          <w:right w:val="none" w:color="FFFFFF" w:sz="0"/>
-          <w:insideH w:val="none" w:color="FFFFFF" w:sz="0"/>
-          <w:insideV w:val="none" w:color="FFFFFF" w:sz="0"/>
-        </w:tblBorders>
-      </w:tblPr>
-      <w:tblGrid>
-        <w:gridCol w:w="1800"/>
-        <w:gridCol w:w="7560"/>
-      </w:tblGrid>
       <w:tr>
         <w:trPr>
           <w:cantSplit/>
@@ -1215,22 +1499,126 @@
           <w:tcPr>
             <w:tcW w:type="dxa" w:w="1800"/>
             <w:tcMar>
-              <w:top w:type="dxa" w:w="100"/>
-              <w:left w:type="dxa" w:w="40"/>
-              <w:bottom w:type="dxa" w:w="100"/>
-              <w:right w:type="dxa" w:w="120"/>
+              <w:top w:type="dxa" w:w="80"/>
+              <w:left w:type="dxa" w:w="100"/>
+              <w:bottom w:type="dxa" w:w="80"/>
+              <w:right w:type="dxa" w:w="100"/>
             </w:tcMar>
-            <w:vAlign w:val="center"/>
+            <w:vAlign w:val="top"/>
           </w:tcPr>
           <w:p>
             <w:pPr>
+              <w:spacing w:after="30"/>
+            </w:pPr>
+            <w:r>
+              <w:rPr>
+                <w:b/>
+                <w:bCs/>
+                <w:color w:val="12355B"/>
+                <w:sz w:val="21"/>
+                <w:szCs w:val="21"/>
+              </w:rPr>
+              <w:t xml:space="preserve">Commutative Property</w:t>
+            </w:r>
+          </w:p>
+          <w:p>
+            <w:pPr>
               <w:spacing w:after="0"/>
+            </w:pPr>
+            <w:r>
+              <w:rPr>
+                <w:i/>
+                <w:iCs/>
+                <w:color w:val="5F6F80"/>
+                <w:sz w:val="18"/>
+                <w:szCs w:val="18"/>
+              </w:rPr>
+              <w:t xml:space="preserve">Propiedad conmutativa</w:t>
+            </w:r>
+          </w:p>
+        </w:tc>
+        <w:tc>
+          <w:tcPr>
+            <w:tcW w:type="dxa" w:w="3160"/>
+            <w:tcMar>
+              <w:top w:type="dxa" w:w="80"/>
+              <w:left w:type="dxa" w:w="100"/>
+              <w:bottom w:type="dxa" w:w="80"/>
+              <w:right w:type="dxa" w:w="100"/>
+            </w:tcMar>
+            <w:vAlign w:val="top"/>
+          </w:tcPr>
+          <w:p>
+            <w:pPr>
+              <w:spacing w:after="0"/>
+            </w:pPr>
+            <w:r>
+              <w:rPr>
+                <w:sz w:val="20"/>
+                <w:szCs w:val="20"/>
+              </w:rPr>
+              <w:t xml:space="preserve">The order of the numbers can change in addition or multiplication without changing the result.</w:t>
+            </w:r>
+          </w:p>
+        </w:tc>
+        <w:tc>
+          <w:tcPr>
+            <w:tcW w:type="dxa" w:w="2200"/>
+            <w:tcMar>
+              <w:top w:type="dxa" w:w="80"/>
+              <w:left w:type="dxa" w:w="100"/>
+              <w:bottom w:type="dxa" w:w="80"/>
+              <w:right w:type="dxa" w:w="100"/>
+            </w:tcMar>
+            <w:vAlign w:val="top"/>
+          </w:tcPr>
+          <w:p>
+            <w:pPr>
+              <w:spacing w:after="40"/>
+            </w:pPr>
+            <w:r>
+              <w:rPr>
+                <w:i/>
+                <w:iCs/>
+                <w:color w:val="5F6F80"/>
+                <w:sz w:val="19"/>
+                <w:szCs w:val="19"/>
+              </w:rPr>
+              <w:t xml:space="preserve">Not Commutative Property: write a counter-example that breaks the definition.</w:t>
+            </w:r>
+          </w:p>
+          <w:p>
+            <w:pPr>
+              <w:pBdr>
+                <w:bottom w:val="single" w:color="AFBECC" w:sz="6"/>
+              </w:pBdr>
+              <w:spacing w:after="30" w:before="150"/>
+            </w:pPr>
+            <w:r>
+              <w:t xml:space="preserve"/>
+            </w:r>
+          </w:p>
+        </w:tc>
+        <w:tc>
+          <w:tcPr>
+            <w:tcW w:type="dxa" w:w="2200"/>
+            <w:tcMar>
+              <w:top w:type="dxa" w:w="80"/>
+              <w:left w:type="dxa" w:w="100"/>
+              <w:bottom w:type="dxa" w:w="80"/>
+              <w:right w:type="dxa" w:w="100"/>
+            </w:tcMar>
+            <w:vAlign w:val="top"/>
+          </w:tcPr>
+          <w:p>
+            <w:pPr>
+              <w:spacing w:after="40"/>
               <w:jc w:val="center"/>
             </w:pPr>
             <w:r>
               <w:drawing>
                 <wp:inline distT="0" distB="0" distL="0" distR="0">
-                  <wp:extent cx="1047750" cy="790575"/>
+                  <wp:extent cx="876300" cy="657225"/>
                   <wp:effectExtent t="0" r="0" b="0" l="0"/>
                   <wp:docPr id="1" name="" descr="" title=""/>
                   <wp:cNvGraphicFramePr>
@@ -1255,7 +1643,7 @@
                         <pic:spPr bwMode="auto">
                           <a:xfrm>
                             <a:off x="0" y="0"/>
-                            <a:ext cx="1047750" cy="790575"/>
+                            <a:ext cx="876300" cy="657225"/>
                           </a:xfrm>
                           <a:prstGeom prst="rect">
                             <a:avLst/>
@@ -1268,69 +1656,10 @@
               </w:drawing>
             </w:r>
           </w:p>
-        </w:tc>
-        <w:tc>
-          <w:tcPr>
-            <w:tcW w:type="dxa" w:w="7560"/>
-            <w:tcMar>
-              <w:top w:type="dxa" w:w="100"/>
-              <w:left w:type="dxa" w:w="40"/>
-              <w:bottom w:type="dxa" w:w="100"/>
-              <w:right w:type="dxa" w:w="40"/>
-            </w:tcMar>
-            <w:vAlign w:val="center"/>
-          </w:tcPr>
-          <w:p>
-            <w:pPr>
-              <w:spacing w:after="50"/>
-            </w:pPr>
-            <w:r>
-              <w:rPr>
-                <w:b/>
-                <w:bCs/>
-                <w:color w:val="12355B"/>
-                <w:sz w:val="24"/>
-                <w:szCs w:val="24"/>
-              </w:rPr>
-              <w:t xml:space="preserve">Commutative Property</w:t>
-            </w:r>
-            <w:r>
-              <w:rPr>
-                <w:i/>
-                <w:iCs/>
-                <w:color w:val="5F6F80"/>
-                <w:sz w:val="19"/>
-                <w:szCs w:val="19"/>
-              </w:rPr>
-              <w:t xml:space="preserve">   Propiedad conmutativa</w:t>
-            </w:r>
-          </w:p>
-          <w:p>
-            <w:pPr>
-              <w:spacing w:after="40"/>
-            </w:pPr>
-            <w:r>
-              <w:rPr>
-                <w:sz w:val="21"/>
-                <w:szCs w:val="21"/>
-              </w:rPr>
-              <w:t xml:space="preserve">The order of the numbers can change in addition or multiplication without changing the result.</w:t>
-            </w:r>
-          </w:p>
           <w:p>
             <w:pPr>
               <w:spacing w:after="0"/>
             </w:pPr>
-            <w:r>
-              <w:rPr>
-                <w:b/>
-                <w:bCs/>
-                <w:color w:val="1FA6A2"/>
-                <w:sz w:val="18"/>
-                <w:szCs w:val="18"/>
-              </w:rPr>
-              <w:t xml:space="preserve">Example:  </w:t>
-            </w:r>
             <w:r>
               <w:rPr>
                 <w:i/>
@@ -1344,23 +1673,6 @@
           </w:p>
         </w:tc>
       </w:tr>
-    </w:tbl>
-    <w:tbl>
-      <w:tblPr>
-        <w:tblW w:type="pct" w:w="100%"/>
-        <w:tblBorders>
-          <w:top w:val="none" w:color="FFFFFF" w:sz="0"/>
-          <w:left w:val="none" w:color="FFFFFF" w:sz="0"/>
-          <w:bottom w:val="single" w:color="C7D2DD" w:sz="4"/>
-          <w:right w:val="none" w:color="FFFFFF" w:sz="0"/>
-          <w:insideH w:val="none" w:color="FFFFFF" w:sz="0"/>
-          <w:insideV w:val="none" w:color="FFFFFF" w:sz="0"/>
-        </w:tblBorders>
-      </w:tblPr>
-      <w:tblGrid>
-        <w:gridCol w:w="1800"/>
-        <w:gridCol w:w="7560"/>
-      </w:tblGrid>
       <w:tr>
         <w:trPr>
           <w:cantSplit/>
@@ -1369,22 +1681,126 @@
           <w:tcPr>
             <w:tcW w:type="dxa" w:w="1800"/>
             <w:tcMar>
-              <w:top w:type="dxa" w:w="100"/>
-              <w:left w:type="dxa" w:w="40"/>
-              <w:bottom w:type="dxa" w:w="100"/>
-              <w:right w:type="dxa" w:w="120"/>
+              <w:top w:type="dxa" w:w="80"/>
+              <w:left w:type="dxa" w:w="100"/>
+              <w:bottom w:type="dxa" w:w="80"/>
+              <w:right w:type="dxa" w:w="100"/>
             </w:tcMar>
-            <w:vAlign w:val="center"/>
+            <w:vAlign w:val="top"/>
           </w:tcPr>
           <w:p>
             <w:pPr>
+              <w:spacing w:after="30"/>
+            </w:pPr>
+            <w:r>
+              <w:rPr>
+                <w:b/>
+                <w:bCs/>
+                <w:color w:val="12355B"/>
+                <w:sz w:val="21"/>
+                <w:szCs w:val="21"/>
+              </w:rPr>
+              <w:t xml:space="preserve">Associative Property</w:t>
+            </w:r>
+          </w:p>
+          <w:p>
+            <w:pPr>
               <w:spacing w:after="0"/>
+            </w:pPr>
+            <w:r>
+              <w:rPr>
+                <w:i/>
+                <w:iCs/>
+                <w:color w:val="5F6F80"/>
+                <w:sz w:val="18"/>
+                <w:szCs w:val="18"/>
+              </w:rPr>
+              <w:t xml:space="preserve">Propiedad asociativa</w:t>
+            </w:r>
+          </w:p>
+        </w:tc>
+        <w:tc>
+          <w:tcPr>
+            <w:tcW w:type="dxa" w:w="3160"/>
+            <w:tcMar>
+              <w:top w:type="dxa" w:w="80"/>
+              <w:left w:type="dxa" w:w="100"/>
+              <w:bottom w:type="dxa" w:w="80"/>
+              <w:right w:type="dxa" w:w="100"/>
+            </w:tcMar>
+            <w:vAlign w:val="top"/>
+          </w:tcPr>
+          <w:p>
+            <w:pPr>
+              <w:spacing w:after="0"/>
+            </w:pPr>
+            <w:r>
+              <w:rPr>
+                <w:sz w:val="20"/>
+                <w:szCs w:val="20"/>
+              </w:rPr>
+              <w:t xml:space="preserve">The grouping of the numbers can change in addition or multiplication without changing the result.</w:t>
+            </w:r>
+          </w:p>
+        </w:tc>
+        <w:tc>
+          <w:tcPr>
+            <w:tcW w:type="dxa" w:w="2200"/>
+            <w:tcMar>
+              <w:top w:type="dxa" w:w="80"/>
+              <w:left w:type="dxa" w:w="100"/>
+              <w:bottom w:type="dxa" w:w="80"/>
+              <w:right w:type="dxa" w:w="100"/>
+            </w:tcMar>
+            <w:vAlign w:val="top"/>
+          </w:tcPr>
+          <w:p>
+            <w:pPr>
+              <w:spacing w:after="40"/>
+            </w:pPr>
+            <w:r>
+              <w:rPr>
+                <w:i/>
+                <w:iCs/>
+                <w:color w:val="5F6F80"/>
+                <w:sz w:val="19"/>
+                <w:szCs w:val="19"/>
+              </w:rPr>
+              <w:t xml:space="preserve">Not Associative Property: write a counter-example that breaks the definition.</w:t>
+            </w:r>
+          </w:p>
+          <w:p>
+            <w:pPr>
+              <w:pBdr>
+                <w:bottom w:val="single" w:color="AFBECC" w:sz="6"/>
+              </w:pBdr>
+              <w:spacing w:after="30" w:before="150"/>
+            </w:pPr>
+            <w:r>
+              <w:t xml:space="preserve"/>
+            </w:r>
+          </w:p>
+        </w:tc>
+        <w:tc>
+          <w:tcPr>
+            <w:tcW w:type="dxa" w:w="2200"/>
+            <w:tcMar>
+              <w:top w:type="dxa" w:w="80"/>
+              <w:left w:type="dxa" w:w="100"/>
+              <w:bottom w:type="dxa" w:w="80"/>
+              <w:right w:type="dxa" w:w="100"/>
+            </w:tcMar>
+            <w:vAlign w:val="top"/>
+          </w:tcPr>
+          <w:p>
+            <w:pPr>
+              <w:spacing w:after="40"/>
               <w:jc w:val="center"/>
             </w:pPr>
             <w:r>
               <w:drawing>
                 <wp:inline distT="0" distB="0" distL="0" distR="0">
-                  <wp:extent cx="1047750" cy="790575"/>
+                  <wp:extent cx="876300" cy="657225"/>
                   <wp:effectExtent t="0" r="0" b="0" l="0"/>
                   <wp:docPr id="1" name="" descr="" title=""/>
                   <wp:cNvGraphicFramePr>
@@ -1409,7 +1825,7 @@
                         <pic:spPr bwMode="auto">
                           <a:xfrm>
                             <a:off x="0" y="0"/>
-                            <a:ext cx="1047750" cy="790575"/>
+                            <a:ext cx="876300" cy="657225"/>
                           </a:xfrm>
                           <a:prstGeom prst="rect">
                             <a:avLst/>
@@ -1422,69 +1838,10 @@
               </w:drawing>
             </w:r>
           </w:p>
-        </w:tc>
-        <w:tc>
-          <w:tcPr>
-            <w:tcW w:type="dxa" w:w="7560"/>
-            <w:tcMar>
-              <w:top w:type="dxa" w:w="100"/>
-              <w:left w:type="dxa" w:w="40"/>
-              <w:bottom w:type="dxa" w:w="100"/>
-              <w:right w:type="dxa" w:w="40"/>
-            </w:tcMar>
-            <w:vAlign w:val="center"/>
-          </w:tcPr>
-          <w:p>
-            <w:pPr>
-              <w:spacing w:after="50"/>
-            </w:pPr>
-            <w:r>
-              <w:rPr>
-                <w:b/>
-                <w:bCs/>
-                <w:color w:val="12355B"/>
-                <w:sz w:val="24"/>
-                <w:szCs w:val="24"/>
-              </w:rPr>
-              <w:t xml:space="preserve">Associative Property</w:t>
-            </w:r>
-            <w:r>
-              <w:rPr>
-                <w:i/>
-                <w:iCs/>
-                <w:color w:val="5F6F80"/>
-                <w:sz w:val="19"/>
-                <w:szCs w:val="19"/>
-              </w:rPr>
-              <w:t xml:space="preserve">   Propiedad asociativa</w:t>
-            </w:r>
-          </w:p>
-          <w:p>
-            <w:pPr>
-              <w:spacing w:after="40"/>
-            </w:pPr>
-            <w:r>
-              <w:rPr>
-                <w:sz w:val="21"/>
-                <w:szCs w:val="21"/>
-              </w:rPr>
-              <w:t xml:space="preserve">The grouping of the numbers can change in addition or multiplication without changing the result.</w:t>
-            </w:r>
-          </w:p>
           <w:p>
             <w:pPr>
               <w:spacing w:after="0"/>
             </w:pPr>
-            <w:r>
-              <w:rPr>
-                <w:b/>
-                <w:bCs/>
-                <w:color w:val="1FA6A2"/>
-                <w:sz w:val="18"/>
-                <w:szCs w:val="18"/>
-              </w:rPr>
-              <w:t xml:space="preserve">Example:  </w:t>
-            </w:r>
             <w:r>
               <w:rPr>
                 <w:i/>
@@ -1498,23 +1855,6 @@
           </w:p>
         </w:tc>
       </w:tr>
-    </w:tbl>
-    <w:tbl>
-      <w:tblPr>
-        <w:tblW w:type="pct" w:w="100%"/>
-        <w:tblBorders>
-          <w:top w:val="none" w:color="FFFFFF" w:sz="0"/>
-          <w:left w:val="none" w:color="FFFFFF" w:sz="0"/>
-          <w:bottom w:val="single" w:color="C7D2DD" w:sz="4"/>
-          <w:right w:val="none" w:color="FFFFFF" w:sz="0"/>
-          <w:insideH w:val="none" w:color="FFFFFF" w:sz="0"/>
-          <w:insideV w:val="none" w:color="FFFFFF" w:sz="0"/>
-        </w:tblBorders>
-      </w:tblPr>
-      <w:tblGrid>
-        <w:gridCol w:w="1800"/>
-        <w:gridCol w:w="7560"/>
-      </w:tblGrid>
       <w:tr>
         <w:trPr>
           <w:cantSplit/>
@@ -1523,22 +1863,126 @@
           <w:tcPr>
             <w:tcW w:type="dxa" w:w="1800"/>
             <w:tcMar>
-              <w:top w:type="dxa" w:w="100"/>
-              <w:left w:type="dxa" w:w="40"/>
-              <w:bottom w:type="dxa" w:w="100"/>
-              <w:right w:type="dxa" w:w="120"/>
+              <w:top w:type="dxa" w:w="80"/>
+              <w:left w:type="dxa" w:w="100"/>
+              <w:bottom w:type="dxa" w:w="80"/>
+              <w:right w:type="dxa" w:w="100"/>
             </w:tcMar>
-            <w:vAlign w:val="center"/>
+            <w:vAlign w:val="top"/>
           </w:tcPr>
           <w:p>
             <w:pPr>
+              <w:spacing w:after="30"/>
+            </w:pPr>
+            <w:r>
+              <w:rPr>
+                <w:b/>
+                <w:bCs/>
+                <w:color w:val="12355B"/>
+                <w:sz w:val="21"/>
+                <w:szCs w:val="21"/>
+              </w:rPr>
+              <w:t xml:space="preserve">Counterexample</w:t>
+            </w:r>
+          </w:p>
+          <w:p>
+            <w:pPr>
               <w:spacing w:after="0"/>
+            </w:pPr>
+            <w:r>
+              <w:rPr>
+                <w:i/>
+                <w:iCs/>
+                <w:color w:val="5F6F80"/>
+                <w:sz w:val="18"/>
+                <w:szCs w:val="18"/>
+              </w:rPr>
+              <w:t xml:space="preserve">Contraejemplo</w:t>
+            </w:r>
+          </w:p>
+        </w:tc>
+        <w:tc>
+          <w:tcPr>
+            <w:tcW w:type="dxa" w:w="3160"/>
+            <w:tcMar>
+              <w:top w:type="dxa" w:w="80"/>
+              <w:left w:type="dxa" w:w="100"/>
+              <w:bottom w:type="dxa" w:w="80"/>
+              <w:right w:type="dxa" w:w="100"/>
+            </w:tcMar>
+            <w:vAlign w:val="top"/>
+          </w:tcPr>
+          <w:p>
+            <w:pPr>
+              <w:spacing w:after="0"/>
+            </w:pPr>
+            <w:r>
+              <w:rPr>
+                <w:sz w:val="20"/>
+                <w:szCs w:val="20"/>
+              </w:rPr>
+              <w:t xml:space="preserve">One test value that shows two expressions are not equivalent.</w:t>
+            </w:r>
+          </w:p>
+        </w:tc>
+        <w:tc>
+          <w:tcPr>
+            <w:tcW w:type="dxa" w:w="2200"/>
+            <w:tcMar>
+              <w:top w:type="dxa" w:w="80"/>
+              <w:left w:type="dxa" w:w="100"/>
+              <w:bottom w:type="dxa" w:w="80"/>
+              <w:right w:type="dxa" w:w="100"/>
+            </w:tcMar>
+            <w:vAlign w:val="top"/>
+          </w:tcPr>
+          <w:p>
+            <w:pPr>
+              <w:spacing w:after="40"/>
+            </w:pPr>
+            <w:r>
+              <w:rPr>
+                <w:i/>
+                <w:iCs/>
+                <w:color w:val="5F6F80"/>
+                <w:sz w:val="19"/>
+                <w:szCs w:val="19"/>
+              </w:rPr>
+              <w:t xml:space="preserve">Not Counterexample: write a counter-example that breaks the definition.</w:t>
+            </w:r>
+          </w:p>
+          <w:p>
+            <w:pPr>
+              <w:pBdr>
+                <w:bottom w:val="single" w:color="AFBECC" w:sz="6"/>
+              </w:pBdr>
+              <w:spacing w:after="30" w:before="150"/>
+            </w:pPr>
+            <w:r>
+              <w:t xml:space="preserve"/>
+            </w:r>
+          </w:p>
+        </w:tc>
+        <w:tc>
+          <w:tcPr>
+            <w:tcW w:type="dxa" w:w="2200"/>
+            <w:tcMar>
+              <w:top w:type="dxa" w:w="80"/>
+              <w:left w:type="dxa" w:w="100"/>
+              <w:bottom w:type="dxa" w:w="80"/>
+              <w:right w:type="dxa" w:w="100"/>
+            </w:tcMar>
+            <w:vAlign w:val="top"/>
+          </w:tcPr>
+          <w:p>
+            <w:pPr>
+              <w:spacing w:after="40"/>
               <w:jc w:val="center"/>
             </w:pPr>
             <w:r>
               <w:drawing>
                 <wp:inline distT="0" distB="0" distL="0" distR="0">
-                  <wp:extent cx="1047750" cy="790575"/>
+                  <wp:extent cx="876300" cy="657225"/>
                   <wp:effectExtent t="0" r="0" b="0" l="0"/>
                   <wp:docPr id="1" name="" descr="" title=""/>
                   <wp:cNvGraphicFramePr>
@@ -1563,7 +2007,7 @@
                         <pic:spPr bwMode="auto">
                           <a:xfrm>
                             <a:off x="0" y="0"/>
-                            <a:ext cx="1047750" cy="790575"/>
+                            <a:ext cx="876300" cy="657225"/>
                           </a:xfrm>
                           <a:prstGeom prst="rect">
                             <a:avLst/>
@@ -1576,69 +2020,10 @@
               </w:drawing>
             </w:r>
           </w:p>
-        </w:tc>
-        <w:tc>
-          <w:tcPr>
-            <w:tcW w:type="dxa" w:w="7560"/>
-            <w:tcMar>
-              <w:top w:type="dxa" w:w="100"/>
-              <w:left w:type="dxa" w:w="40"/>
-              <w:bottom w:type="dxa" w:w="100"/>
-              <w:right w:type="dxa" w:w="40"/>
-            </w:tcMar>
-            <w:vAlign w:val="center"/>
-          </w:tcPr>
-          <w:p>
-            <w:pPr>
-              <w:spacing w:after="50"/>
-            </w:pPr>
-            <w:r>
-              <w:rPr>
-                <w:b/>
-                <w:bCs/>
-                <w:color w:val="12355B"/>
-                <w:sz w:val="24"/>
-                <w:szCs w:val="24"/>
-              </w:rPr>
-              <w:t xml:space="preserve">Counterexample</w:t>
-            </w:r>
-            <w:r>
-              <w:rPr>
-                <w:i/>
-                <w:iCs/>
-                <w:color w:val="5F6F80"/>
-                <w:sz w:val="19"/>
-                <w:szCs w:val="19"/>
-              </w:rPr>
-              <w:t xml:space="preserve">   Contraejemplo</w:t>
-            </w:r>
-          </w:p>
-          <w:p>
-            <w:pPr>
-              <w:spacing w:after="40"/>
-            </w:pPr>
-            <w:r>
-              <w:rPr>
-                <w:sz w:val="21"/>
-                <w:szCs w:val="21"/>
-              </w:rPr>
-              <w:t xml:space="preserve">One test value that shows two expressions are not equivalent.</w:t>
-            </w:r>
-          </w:p>
           <w:p>
             <w:pPr>
               <w:spacing w:after="0"/>
             </w:pPr>
-            <w:r>
-              <w:rPr>
-                <w:b/>
-                <w:bCs/>
-                <w:color w:val="1FA6A2"/>
-                <w:sz w:val="18"/>
-                <w:szCs w:val="18"/>
-              </w:rPr>
-              <w:t xml:space="preserve">Example:  </w:t>
-            </w:r>
             <w:r>
               <w:rPr>
                 <w:i/>
@@ -4109,6 +4494,149 @@
         <w:t xml:space="preserve"/>
       </w:r>
     </w:p>
+    <w:p>
+      <w:pPr>
+        <w:spacing w:after="60"/>
+      </w:pPr>
+      <w:r>
+        <w:t xml:space="preserve"/>
+      </w:r>
+    </w:p>
+    <w:tbl>
+      <w:tblPr>
+        <w:tblW w:type="dxa" w:w="9360"/>
+        <w:tblBorders>
+          <w:top w:val="single" w:color="C7D2DD" w:sz="6"/>
+          <w:left w:val="single" w:color="C7D2DD" w:sz="6"/>
+          <w:bottom w:val="single" w:color="C7D2DD" w:sz="6"/>
+          <w:right w:val="single" w:color="C7D2DD" w:sz="6"/>
+          <w:insideH w:val="single" w:color="C7D2DD" w:sz="6"/>
+          <w:insideV w:val="single" w:color="C7D2DD" w:sz="6"/>
+        </w:tblBorders>
+      </w:tblPr>
+      <w:tblGrid>
+        <w:gridCol w:w="3120"/>
+        <w:gridCol w:w="3120"/>
+        <w:gridCol w:w="3120"/>
+      </w:tblGrid>
+      <w:tr>
+        <w:trPr>
+          <w:cantSplit/>
+          <w:tblHeader/>
+        </w:trPr>
+        <w:tc>
+          <w:tcPr>
+            <w:tcW w:type="dxa" w:w="9360"/>
+            <w:gridSpan w:val="3"/>
+            <w:shd w:fill="EEF4F8" w:color="auto" w:val="clear"/>
+            <w:tcMar>
+              <w:top w:type="dxa" w:w="60"/>
+              <w:left w:type="dxa" w:w="100"/>
+              <w:bottom w:type="dxa" w:w="60"/>
+              <w:right w:type="dxa" w:w="100"/>
+            </w:tcMar>
+          </w:tcPr>
+          <w:p>
+            <w:pPr>
+              <w:spacing w:after="0"/>
+            </w:pPr>
+            <w:r>
+              <w:rPr>
+                <w:b/>
+                <w:bCs/>
+                <w:color w:val="12355B"/>
+                <w:sz w:val="18"/>
+                <w:szCs w:val="18"/>
+              </w:rPr>
+              <w:t xml:space="preserve">EXIT CHECK · 3-POINT SELF-ASSESSMENT CHECKLIST</w:t>
+            </w:r>
+          </w:p>
+        </w:tc>
+      </w:tr>
+      <w:tr>
+        <w:trPr>
+          <w:cantSplit/>
+        </w:trPr>
+        <w:tc>
+          <w:tcPr>
+            <w:tcW w:type="dxa" w:w="3120"/>
+            <w:tcMar>
+              <w:top w:type="dxa" w:w="80"/>
+              <w:left w:type="dxa" w:w="100"/>
+              <w:bottom w:type="dxa" w:w="80"/>
+              <w:right w:type="dxa" w:w="100"/>
+            </w:tcMar>
+          </w:tcPr>
+          <w:p>
+            <w:pPr>
+              <w:spacing w:after="0"/>
+            </w:pPr>
+            <w:r>
+              <w:rPr>
+                <w:b/>
+                <w:bCs/>
+                <w:color w:val="1A2733"/>
+                <w:sz w:val="18"/>
+                <w:szCs w:val="18"/>
+              </w:rPr>
+              <w:t xml:space="preserve">☐ 1. Units &amp; Labels Verified</w:t>
+            </w:r>
+          </w:p>
+        </w:tc>
+        <w:tc>
+          <w:tcPr>
+            <w:tcW w:type="dxa" w:w="3120"/>
+            <w:tcMar>
+              <w:top w:type="dxa" w:w="80"/>
+              <w:left w:type="dxa" w:w="100"/>
+              <w:bottom w:type="dxa" w:w="80"/>
+              <w:right w:type="dxa" w:w="100"/>
+            </w:tcMar>
+          </w:tcPr>
+          <w:p>
+            <w:pPr>
+              <w:spacing w:after="0"/>
+            </w:pPr>
+            <w:r>
+              <w:rPr>
+                <w:b/>
+                <w:bCs/>
+                <w:color w:val="1A2733"/>
+                <w:sz w:val="18"/>
+                <w:szCs w:val="18"/>
+              </w:rPr>
+              <w:t xml:space="preserve">☐ 2. Reasoning Stated (Because / Although / Therefore)</w:t>
+            </w:r>
+          </w:p>
+        </w:tc>
+        <w:tc>
+          <w:tcPr>
+            <w:tcW w:type="dxa" w:w="3120"/>
+            <w:tcMar>
+              <w:top w:type="dxa" w:w="80"/>
+              <w:left w:type="dxa" w:w="100"/>
+              <w:bottom w:type="dxa" w:w="80"/>
+              <w:right w:type="dxa" w:w="100"/>
+            </w:tcMar>
+          </w:tcPr>
+          <w:p>
+            <w:pPr>
+              <w:spacing w:after="0"/>
+            </w:pPr>
+            <w:r>
+              <w:rPr>
+                <w:b/>
+                <w:bCs/>
+                <w:color w:val="1A2733"/>
+                <w:sz w:val="18"/>
+                <w:szCs w:val="18"/>
+              </w:rPr>
+              <w:t xml:space="preserve">☐ 3. Calculations Double-Checked</w:t>
+            </w:r>
+          </w:p>
+        </w:tc>
+      </w:tr>
+    </w:tbl>
     <w:p>
       <w:pPr>
         <w:pStyle w:val="Heading1"/>
